--- a/IDO6001/IDO6001_Homework2_장서현.docx
+++ b/IDO6001/IDO6001_Homework2_장서현.docx
@@ -2,51 +2,6 @@
 <file path=word/document.xml><?xml version="1.0" encoding="utf-8"?>
 <w:document xmlns:wpc="http://schemas.microsoft.com/office/word/2010/wordprocessingCanvas" xmlns:cx="http://schemas.microsoft.com/office/drawing/2014/chartex" xmlns:cx1="http://schemas.microsoft.com/office/drawing/2015/9/8/chartex" xmlns:cx2="http://schemas.microsoft.com/office/drawing/2015/10/21/chartex" xmlns:cx3="http://schemas.microsoft.com/office/drawing/2016/5/9/chartex" xmlns:cx4="http://schemas.microsoft.com/office/drawing/2016/5/10/chartex" xmlns:cx5="http://schemas.microsoft.com/office/drawing/2016/5/11/chartex" xmlns:cx6="http://schemas.microsoft.com/office/drawing/2016/5/12/chartex" xmlns:cx7="http://schemas.microsoft.com/office/drawing/2016/5/13/chartex" xmlns:cx8="http://schemas.microsoft.com/office/drawing/2016/5/14/chartex" xmlns:mc="http://schemas.openxmlformats.org/markup-compatibility/2006" xmlns:aink="http://schemas.microsoft.com/office/drawing/2016/ink" xmlns:am3d="http://schemas.microsoft.com/office/drawing/2017/model3d" xmlns:o="urn:schemas-microsoft-com:office:office" xmlns:oel="http://schemas.microsoft.com/office/2019/extlst" xmlns:r="http://schemas.openxmlformats.org/officeDocument/2006/relationships" xmlns:m="http://schemas.openxmlformats.org/officeDocument/2006/math" xmlns:v="urn:schemas-microsoft-com:vml" xmlns:wp14="http://schemas.microsoft.com/office/word/2010/wordprocessingDrawing" xmlns:wp="http://schemas.openxmlformats.org/drawingml/2006/wordprocessingDrawing" xmlns:w10="urn:schemas-microsoft-com:office:word" xmlns:w="http://schemas.openxmlformats.org/wordprocessingml/2006/main" xmlns:w14="http://schemas.microsoft.com/office/word/2010/wordml" xmlns:w15="http://schemas.microsoft.com/office/word/2012/wordml" xmlns:w16cex="http://schemas.microsoft.com/office/word/2018/wordml/cex" xmlns:w16cid="http://schemas.microsoft.com/office/word/2016/wordml/cid" xmlns:w16="http://schemas.microsoft.com/office/word/2018/wordml" xmlns:w16du="http://schemas.microsoft.com/office/word/2023/wordml/word16du" xmlns:w16sdtdh="http://schemas.microsoft.com/office/word/2020/wordml/sdtdatahash" xmlns:w16sdtfl="http://schemas.microsoft.com/office/word/2024/wordml/sdtformatlock" xmlns:w16se="http://schemas.microsoft.com/office/word/2015/wordml/symex" xmlns:wpg="http://schemas.microsoft.com/office/word/2010/wordprocessingGroup" xmlns:wpi="http://schemas.microsoft.com/office/word/2010/wordprocessingInk" xmlns:wne="http://schemas.microsoft.com/office/word/2006/wordml" xmlns:wps="http://schemas.microsoft.com/office/word/2010/wordprocessingShape" mc:Ignorable="w14 w15 w16se w16cid w16 w16cex w16sdtdh w16sdtfl w16du wp14">
   <w:body>
-    <w:p>
-      <w:pPr>
-        <w:spacing w:line="240" w:lineRule="auto"/>
-        <w:rPr>
-          <w:rFonts w:ascii="IBM Plex Sans KR" w:eastAsia="IBM Plex Sans KR" w:hAnsi="IBM Plex Sans KR"/>
-          <w:b/>
-          <w:bCs/>
-          <w:sz w:val="22"/>
-          <w:szCs w:val="22"/>
-          <w:lang w:val="en-US"/>
-        </w:rPr>
-      </w:pPr>
-      <w:r>
-        <w:rPr>
-          <w:rFonts w:ascii="IBM Plex Sans KR" w:eastAsia="IBM Plex Sans KR" w:hAnsi="IBM Plex Sans KR"/>
-          <w:b/>
-          <w:bCs/>
-          <w:sz w:val="22"/>
-          <w:szCs w:val="22"/>
-          <w:lang w:val="en-US"/>
-        </w:rPr>
-        <w:t>IDO6001 Homework 2</w:t>
-      </w:r>
-    </w:p>
-    <w:p>
-      <w:pPr>
-        <w:spacing w:line="240" w:lineRule="auto"/>
-        <w:jc w:val="right"/>
-        <w:rPr>
-          <w:rFonts w:ascii="IBM Plex Sans KR" w:eastAsia="IBM Plex Sans KR" w:hAnsi="IBM Plex Sans KR"/>
-          <w:sz w:val="21"/>
-          <w:szCs w:val="21"/>
-          <w:lang w:val="en-US"/>
-        </w:rPr>
-      </w:pPr>
-      <w:r>
-        <w:rPr>
-          <w:rFonts w:ascii="IBM Plex Sans KR" w:eastAsia="IBM Plex Sans KR" w:hAnsi="IBM Plex Sans KR" w:hint="eastAsia"/>
-          <w:sz w:val="21"/>
-          <w:szCs w:val="21"/>
-          <w:lang w:val="en-US"/>
-        </w:rPr>
-        <w:t>2025324096 장서현</w:t>
-      </w:r>
-    </w:p>
     <w:p>
       <w:pPr>
         <w:spacing w:line="240" w:lineRule="auto"/>
@@ -770,7 +725,7 @@
       <w:pPr>
         <w:spacing w:line="240" w:lineRule="auto"/>
         <w:rPr>
-          <w:rFonts w:ascii="IBM Plex Sans KR" w:eastAsia="IBM Plex Sans KR" w:hAnsi="IBM Plex Sans KR"/>
+          <w:rFonts w:ascii="IBM Plex Sans KR" w:eastAsia="IBM Plex Sans KR" w:hAnsi="IBM Plex Sans KR" w:hint="eastAsia"/>
           <w:sz w:val="21"/>
           <w:szCs w:val="21"/>
           <w:lang w:val="en-US"/>
@@ -917,6 +872,25 @@
     </w:p>
     <w:p>
       <w:pPr>
+        <w:rPr>
+          <w:rFonts w:ascii="IBM Plex Sans KR" w:eastAsia="IBM Plex Sans KR" w:hAnsi="IBM Plex Sans KR"/>
+          <w:sz w:val="21"/>
+          <w:szCs w:val="21"/>
+          <w:lang w:val="en-US"/>
+        </w:rPr>
+      </w:pPr>
+      <w:r>
+        <w:rPr>
+          <w:rFonts w:ascii="IBM Plex Sans KR" w:eastAsia="IBM Plex Sans KR" w:hAnsi="IBM Plex Sans KR"/>
+          <w:sz w:val="21"/>
+          <w:szCs w:val="21"/>
+          <w:lang w:val="en-US"/>
+        </w:rPr>
+        <w:br w:type="page"/>
+      </w:r>
+    </w:p>
+    <w:p>
+      <w:pPr>
         <w:spacing w:line="240" w:lineRule="auto"/>
         <w:rPr>
           <w:rFonts w:ascii="IBM Plex Sans KR" w:eastAsia="IBM Plex Sans KR" w:hAnsi="IBM Plex Sans KR"/>
@@ -932,6 +906,7 @@
           <w:szCs w:val="21"/>
           <w:lang w:val="en-US"/>
         </w:rPr>
+        <w:lastRenderedPageBreak/>
         <w:t>(</w:t>
       </w:r>
       <w:r>
@@ -1331,6 +1306,36 @@
           <w:lang w:val="en-US"/>
         </w:rPr>
       </w:pPr>
+    </w:p>
+    <w:p>
+      <w:pPr>
+        <w:rPr>
+          <w:rFonts w:ascii="IBM Plex Sans KR" w:eastAsia="IBM Plex Sans KR" w:hAnsi="IBM Plex Sans KR"/>
+          <w:sz w:val="21"/>
+          <w:szCs w:val="21"/>
+          <w:lang w:val="en-US"/>
+        </w:rPr>
+      </w:pPr>
+      <w:r>
+        <w:rPr>
+          <w:rFonts w:ascii="IBM Plex Sans KR" w:eastAsia="IBM Plex Sans KR" w:hAnsi="IBM Plex Sans KR"/>
+          <w:sz w:val="21"/>
+          <w:szCs w:val="21"/>
+          <w:lang w:val="en-US"/>
+        </w:rPr>
+        <w:br w:type="page"/>
+      </w:r>
+    </w:p>
+    <w:p>
+      <w:pPr>
+        <w:spacing w:line="240" w:lineRule="auto"/>
+        <w:rPr>
+          <w:rFonts w:ascii="IBM Plex Sans KR" w:eastAsia="IBM Plex Sans KR" w:hAnsi="IBM Plex Sans KR"/>
+          <w:sz w:val="21"/>
+          <w:szCs w:val="21"/>
+          <w:lang w:val="en-US"/>
+        </w:rPr>
+      </w:pPr>
       <w:r>
         <w:rPr>
           <w:rFonts w:ascii="IBM Plex Sans KR" w:eastAsia="IBM Plex Sans KR" w:hAnsi="IBM Plex Sans KR" w:hint="eastAsia"/>
@@ -1338,6 +1343,7 @@
           <w:szCs w:val="21"/>
           <w:lang w:val="en-US"/>
         </w:rPr>
+        <w:lastRenderedPageBreak/>
         <w:t>(</w:t>
       </w:r>
       <w:r>
@@ -1472,21 +1478,41 @@
     </w:p>
     <w:p>
       <w:pPr>
-        <w:spacing w:line="240" w:lineRule="auto"/>
-        <w:rPr>
-          <w:rFonts w:ascii="IBM Plex Sans KR" w:eastAsia="IBM Plex Sans KR" w:hAnsi="IBM Plex Sans KR"/>
-          <w:sz w:val="21"/>
-          <w:szCs w:val="21"/>
-          <w:lang w:val="en-US"/>
-        </w:rPr>
-      </w:pPr>
-      <w:r>
         <w:rPr>
           <w:rFonts w:ascii="IBM Plex Sans KR" w:eastAsia="IBM Plex Sans KR" w:hAnsi="IBM Plex Sans KR" w:hint="eastAsia"/>
           <w:sz w:val="21"/>
           <w:szCs w:val="21"/>
           <w:lang w:val="en-US"/>
         </w:rPr>
+      </w:pPr>
+      <w:r>
+        <w:rPr>
+          <w:rFonts w:ascii="IBM Plex Sans KR" w:eastAsia="IBM Plex Sans KR" w:hAnsi="IBM Plex Sans KR"/>
+          <w:sz w:val="21"/>
+          <w:szCs w:val="21"/>
+          <w:lang w:val="en-US"/>
+        </w:rPr>
+        <w:br w:type="page"/>
+      </w:r>
+    </w:p>
+    <w:p>
+      <w:pPr>
+        <w:spacing w:line="240" w:lineRule="auto"/>
+        <w:rPr>
+          <w:rFonts w:ascii="IBM Plex Sans KR" w:eastAsia="IBM Plex Sans KR" w:hAnsi="IBM Plex Sans KR"/>
+          <w:sz w:val="21"/>
+          <w:szCs w:val="21"/>
+          <w:lang w:val="en-US"/>
+        </w:rPr>
+      </w:pPr>
+      <w:r>
+        <w:rPr>
+          <w:rFonts w:ascii="IBM Plex Sans KR" w:eastAsia="IBM Plex Sans KR" w:hAnsi="IBM Plex Sans KR" w:hint="eastAsia"/>
+          <w:sz w:val="21"/>
+          <w:szCs w:val="21"/>
+          <w:lang w:val="en-US"/>
+        </w:rPr>
+        <w:lastRenderedPageBreak/>
         <w:t>(</w:t>
       </w:r>
       <w:r>
@@ -1867,7 +1893,6 @@
     </w:p>
     <w:p>
       <w:pPr>
-        <w:spacing w:line="240" w:lineRule="auto"/>
         <w:rPr>
           <w:rFonts w:ascii="IBM Plex Sans KR" w:eastAsia="IBM Plex Sans KR" w:hAnsi="IBM Plex Sans KR"/>
           <w:sz w:val="21"/>
@@ -1878,7 +1903,6 @@
     </w:p>
     <w:p>
       <w:pPr>
-        <w:spacing w:line="240" w:lineRule="auto"/>
         <w:rPr>
           <w:rFonts w:ascii="IBM Plex Sans KR" w:eastAsia="IBM Plex Sans KR" w:hAnsi="IBM Plex Sans KR"/>
           <w:sz w:val="21"/>
@@ -1890,18 +1914,51 @@
     <w:p>
       <w:pPr>
         <w:rPr>
-          <w:rFonts w:ascii="IBM Plex Sans KR" w:eastAsia="IBM Plex Sans KR" w:hAnsi="IBM Plex Sans KR"/>
+          <w:rFonts w:ascii="IBM Plex Sans KR" w:eastAsia="IBM Plex Sans KR" w:hAnsi="IBM Plex Sans KR" w:hint="eastAsia"/>
           <w:sz w:val="21"/>
           <w:szCs w:val="21"/>
-          <w:lang w:val="en-US"/>
-        </w:rPr>
-      </w:pPr>
-      <w:r>
-        <w:rPr>
-          <w:rFonts w:ascii="IBM Plex Sans KR" w:eastAsia="IBM Plex Sans KR" w:hAnsi="IBM Plex Sans KR"/>
+        </w:rPr>
+      </w:pPr>
+    </w:p>
+    <w:p>
+      <w:pPr>
+        <w:spacing w:line="240" w:lineRule="auto"/>
+        <w:rPr>
+          <w:rFonts w:ascii="IBM Plex Sans KR" w:eastAsia="IBM Plex Sans KR" w:hAnsi="IBM Plex Sans KR"/>
+          <w:b/>
+          <w:bCs/>
           <w:sz w:val="21"/>
           <w:szCs w:val="21"/>
-          <w:lang w:val="en-US"/>
+        </w:rPr>
+      </w:pPr>
+      <w:r>
+        <w:rPr>
+          <w:rFonts w:ascii="IBM Plex Sans KR" w:eastAsia="IBM Plex Sans KR" w:hAnsi="IBM Plex Sans KR" w:hint="eastAsia"/>
+          <w:b/>
+          <w:bCs/>
+          <w:sz w:val="21"/>
+          <w:szCs w:val="21"/>
+        </w:rPr>
+        <w:t xml:space="preserve"> </w:t>
+      </w:r>
+    </w:p>
+    <w:p>
+      <w:pPr>
+        <w:rPr>
+          <w:rFonts w:ascii="IBM Plex Sans KR" w:eastAsia="IBM Plex Sans KR" w:hAnsi="IBM Plex Sans KR"/>
+          <w:b/>
+          <w:bCs/>
+          <w:sz w:val="21"/>
+          <w:szCs w:val="21"/>
+        </w:rPr>
+      </w:pPr>
+      <w:r>
+        <w:rPr>
+          <w:rFonts w:ascii="IBM Plex Sans KR" w:eastAsia="IBM Plex Sans KR" w:hAnsi="IBM Plex Sans KR"/>
+          <w:b/>
+          <w:bCs/>
+          <w:sz w:val="21"/>
+          <w:szCs w:val="21"/>
         </w:rPr>
         <w:br w:type="page"/>
       </w:r>
@@ -1911,6 +1968,1312 @@
         <w:spacing w:line="240" w:lineRule="auto"/>
         <w:rPr>
           <w:rFonts w:ascii="IBM Plex Sans KR" w:eastAsia="IBM Plex Sans KR" w:hAnsi="IBM Plex Sans KR"/>
+          <w:b/>
+          <w:bCs/>
+          <w:sz w:val="20"/>
+          <w:szCs w:val="20"/>
+        </w:rPr>
+      </w:pPr>
+      <w:r>
+        <w:rPr>
+          <w:rFonts w:ascii="IBM Plex Sans KR" w:eastAsia="IBM Plex Sans KR" w:hAnsi="IBM Plex Sans KR"/>
+          <w:b/>
+          <w:bCs/>
+          <w:sz w:val="20"/>
+          <w:szCs w:val="20"/>
+        </w:rPr>
+        <w:lastRenderedPageBreak/>
+        <w:t>1. 탐색 방법에 따른 효율성 비교</w:t>
+      </w:r>
+    </w:p>
+    <w:p>
+      <w:pPr>
+        <w:spacing w:line="240" w:lineRule="auto"/>
+        <w:rPr>
+          <w:rFonts w:ascii="IBM Plex Sans KR" w:eastAsia="IBM Plex Sans KR" w:hAnsi="IBM Plex Sans KR"/>
+          <w:sz w:val="20"/>
+          <w:szCs w:val="20"/>
+        </w:rPr>
+      </w:pPr>
+      <w:r>
+        <w:rPr>
+          <w:rFonts w:ascii="IBM Plex Sans KR" w:eastAsia="IBM Plex Sans KR" w:hAnsi="IBM Plex Sans KR"/>
+          <w:sz w:val="20"/>
+          <w:szCs w:val="20"/>
+        </w:rPr>
+        <w:t>탐색 방법은 어떤 노드를 우선적으로 확장할지 결정하는 전략으로, 전체 탐색 효율과 초기 해 발견 속도에 직접적인 영향을 미친다.</w:t>
+      </w:r>
+    </w:p>
+    <w:p>
+      <w:pPr>
+        <w:numPr>
+          <w:ilvl w:val="0"/>
+          <w:numId w:val="4"/>
+        </w:numPr>
+        <w:spacing w:line="240" w:lineRule="auto"/>
+        <w:rPr>
+          <w:rFonts w:ascii="IBM Plex Sans KR" w:eastAsia="IBM Plex Sans KR" w:hAnsi="IBM Plex Sans KR"/>
+          <w:sz w:val="20"/>
+          <w:szCs w:val="20"/>
+        </w:rPr>
+      </w:pPr>
+      <w:r>
+        <w:rPr>
+          <w:rFonts w:ascii="IBM Plex Sans KR" w:eastAsia="IBM Plex Sans KR" w:hAnsi="IBM Plex Sans KR"/>
+          <w:sz w:val="20"/>
+          <w:szCs w:val="20"/>
+        </w:rPr>
+        <w:t xml:space="preserve">총 탐색 효율성: </w:t>
+      </w:r>
+      <w:r>
+        <w:rPr>
+          <w:rFonts w:ascii="IBM Plex Sans KR" w:eastAsia="IBM Plex Sans KR" w:hAnsi="IBM Plex Sans KR"/>
+          <w:sz w:val="20"/>
+          <w:szCs w:val="20"/>
+          <w:lang w:val="en-US"/>
+        </w:rPr>
+        <w:t>BFS</w:t>
+      </w:r>
+      <w:r>
+        <w:rPr>
+          <w:rFonts w:ascii="IBM Plex Sans KR" w:eastAsia="IBM Plex Sans KR" w:hAnsi="IBM Plex Sans KR" w:hint="eastAsia"/>
+          <w:sz w:val="20"/>
+          <w:szCs w:val="20"/>
+          <w:lang w:val="en-US"/>
+        </w:rPr>
+        <w:t>를</w:t>
+      </w:r>
+      <w:r>
+        <w:rPr>
+          <w:rFonts w:ascii="IBM Plex Sans KR" w:eastAsia="IBM Plex Sans KR" w:hAnsi="IBM Plex Sans KR"/>
+          <w:sz w:val="20"/>
+          <w:szCs w:val="20"/>
+        </w:rPr>
+        <w:t xml:space="preserve"> 사용한 (c)와 (d)는 DFS</w:t>
+      </w:r>
+      <w:r>
+        <w:rPr>
+          <w:rFonts w:ascii="IBM Plex Sans KR" w:eastAsia="IBM Plex Sans KR" w:hAnsi="IBM Plex Sans KR" w:hint="eastAsia"/>
+          <w:sz w:val="20"/>
+          <w:szCs w:val="20"/>
+        </w:rPr>
+        <w:t>를</w:t>
+      </w:r>
+      <w:r>
+        <w:rPr>
+          <w:rFonts w:ascii="IBM Plex Sans KR" w:eastAsia="IBM Plex Sans KR" w:hAnsi="IBM Plex Sans KR"/>
+          <w:sz w:val="20"/>
+          <w:szCs w:val="20"/>
+        </w:rPr>
+        <w:t xml:space="preserve"> 사용한 (a)와 (b)보다 총 탐색 스텝 수 측면에서 일관되게 더 효율적이었다. 이는 </w:t>
+      </w:r>
+      <w:r>
+        <w:rPr>
+          <w:rFonts w:ascii="IBM Plex Sans KR" w:eastAsia="IBM Plex Sans KR" w:hAnsi="IBM Plex Sans KR"/>
+          <w:sz w:val="20"/>
+          <w:szCs w:val="20"/>
+          <w:lang w:val="en-US"/>
+        </w:rPr>
+        <w:t>BFS</w:t>
+      </w:r>
+      <w:r>
+        <w:rPr>
+          <w:rFonts w:ascii="IBM Plex Sans KR" w:eastAsia="IBM Plex Sans KR" w:hAnsi="IBM Plex Sans KR" w:hint="eastAsia"/>
+          <w:sz w:val="20"/>
+          <w:szCs w:val="20"/>
+          <w:lang w:val="en-US"/>
+        </w:rPr>
+        <w:t>가</w:t>
+      </w:r>
+      <w:r>
+        <w:rPr>
+          <w:rFonts w:ascii="IBM Plex Sans KR" w:eastAsia="IBM Plex Sans KR" w:hAnsi="IBM Plex Sans KR"/>
+          <w:sz w:val="20"/>
+          <w:szCs w:val="20"/>
+        </w:rPr>
+        <w:t xml:space="preserve"> 전역적으로 가장 유망한 노드를 우선 탐색하여 불필요한 탐색을 줄였기 때문이다.</w:t>
+      </w:r>
+    </w:p>
+    <w:p>
+      <w:pPr>
+        <w:numPr>
+          <w:ilvl w:val="0"/>
+          <w:numId w:val="4"/>
+        </w:numPr>
+        <w:spacing w:line="240" w:lineRule="auto"/>
+        <w:rPr>
+          <w:rFonts w:ascii="IBM Plex Sans KR" w:eastAsia="IBM Plex Sans KR" w:hAnsi="IBM Plex Sans KR"/>
+          <w:sz w:val="20"/>
+          <w:szCs w:val="20"/>
+        </w:rPr>
+      </w:pPr>
+      <w:r>
+        <w:rPr>
+          <w:rFonts w:ascii="IBM Plex Sans KR" w:eastAsia="IBM Plex Sans KR" w:hAnsi="IBM Plex Sans KR"/>
+          <w:sz w:val="20"/>
+          <w:szCs w:val="20"/>
+        </w:rPr>
+        <w:t>초기 해(Incumbent) 발견 속도 및 품질</w:t>
+      </w:r>
+    </w:p>
+    <w:p>
+      <w:pPr>
+        <w:numPr>
+          <w:ilvl w:val="1"/>
+          <w:numId w:val="4"/>
+        </w:numPr>
+        <w:spacing w:line="240" w:lineRule="auto"/>
+        <w:rPr>
+          <w:rFonts w:ascii="IBM Plex Sans KR" w:eastAsia="IBM Plex Sans KR" w:hAnsi="IBM Plex Sans KR"/>
+          <w:sz w:val="20"/>
+          <w:szCs w:val="20"/>
+        </w:rPr>
+      </w:pPr>
+      <w:r>
+        <w:rPr>
+          <w:rFonts w:ascii="IBM Plex Sans KR" w:eastAsia="IBM Plex Sans KR" w:hAnsi="IBM Plex Sans KR"/>
+          <w:sz w:val="20"/>
+          <w:szCs w:val="20"/>
+          <w:lang w:val="en-US"/>
+        </w:rPr>
+        <w:t xml:space="preserve">DFS </w:t>
+      </w:r>
+      <w:r>
+        <w:rPr>
+          <w:rFonts w:ascii="IBM Plex Sans KR" w:eastAsia="IBM Plex Sans KR" w:hAnsi="IBM Plex Sans KR"/>
+          <w:sz w:val="20"/>
+          <w:szCs w:val="20"/>
+        </w:rPr>
+        <w:t>(a, b): 매우 빠른 속도(6 스텝)로 초기 해를 확보했으나, 그 품질이 낮아 최적해에 도달하기까지 점진적인 개선 과정이 필요했다.</w:t>
+      </w:r>
+    </w:p>
+    <w:p>
+      <w:pPr>
+        <w:numPr>
+          <w:ilvl w:val="1"/>
+          <w:numId w:val="4"/>
+        </w:numPr>
+        <w:spacing w:line="240" w:lineRule="auto"/>
+        <w:rPr>
+          <w:rFonts w:ascii="IBM Plex Sans KR" w:eastAsia="IBM Plex Sans KR" w:hAnsi="IBM Plex Sans KR"/>
+          <w:sz w:val="20"/>
+          <w:szCs w:val="20"/>
+        </w:rPr>
+      </w:pPr>
+      <w:r>
+        <w:rPr>
+          <w:rFonts w:ascii="IBM Plex Sans KR" w:eastAsia="IBM Plex Sans KR" w:hAnsi="IBM Plex Sans KR"/>
+          <w:sz w:val="20"/>
+          <w:szCs w:val="20"/>
+          <w:lang w:val="en-US"/>
+        </w:rPr>
+        <w:t xml:space="preserve">BFS </w:t>
+      </w:r>
+      <w:r>
+        <w:rPr>
+          <w:rFonts w:ascii="IBM Plex Sans KR" w:eastAsia="IBM Plex Sans KR" w:hAnsi="IBM Plex Sans KR"/>
+          <w:sz w:val="20"/>
+          <w:szCs w:val="20"/>
+        </w:rPr>
+        <w:t>(c, d): 초기 해 발견 속도는 상대적으로 느렸으나</w:t>
+      </w:r>
+      <w:r>
+        <w:rPr>
+          <w:rFonts w:ascii="IBM Plex Sans KR" w:eastAsia="IBM Plex Sans KR" w:hAnsi="IBM Plex Sans KR"/>
+          <w:sz w:val="20"/>
+          <w:szCs w:val="20"/>
+        </w:rPr>
+        <w:t xml:space="preserve">, </w:t>
+      </w:r>
+      <w:r>
+        <w:rPr>
+          <w:rFonts w:ascii="IBM Plex Sans KR" w:eastAsia="IBM Plex Sans KR" w:hAnsi="IBM Plex Sans KR"/>
+          <w:sz w:val="20"/>
+          <w:szCs w:val="20"/>
+        </w:rPr>
+        <w:t>발견된 첫 해가 최종 최적해였다. 이는 유망한 경로를 따라 최적해를 직접 공략하는 전략의 결과이다.</w:t>
+      </w:r>
+    </w:p>
+    <w:p>
+      <w:pPr>
+        <w:spacing w:line="240" w:lineRule="auto"/>
+        <w:rPr>
+          <w:rFonts w:ascii="IBM Plex Sans KR" w:eastAsia="IBM Plex Sans KR" w:hAnsi="IBM Plex Sans KR"/>
+          <w:b/>
+          <w:bCs/>
+          <w:sz w:val="20"/>
+          <w:szCs w:val="20"/>
+        </w:rPr>
+      </w:pPr>
+      <w:r>
+        <w:rPr>
+          <w:rFonts w:ascii="IBM Plex Sans KR" w:eastAsia="IBM Plex Sans KR" w:hAnsi="IBM Plex Sans KR"/>
+          <w:b/>
+          <w:bCs/>
+          <w:sz w:val="20"/>
+          <w:szCs w:val="20"/>
+        </w:rPr>
+        <w:t>2. 하한(Lower Bound) 설정에 따른 효율성 비교</w:t>
+      </w:r>
+    </w:p>
+    <w:p>
+      <w:pPr>
+        <w:spacing w:line="240" w:lineRule="auto"/>
+        <w:rPr>
+          <w:rFonts w:ascii="IBM Plex Sans KR" w:eastAsia="IBM Plex Sans KR" w:hAnsi="IBM Plex Sans KR"/>
+          <w:sz w:val="20"/>
+          <w:szCs w:val="20"/>
+        </w:rPr>
+      </w:pPr>
+      <w:r>
+        <w:rPr>
+          <w:rFonts w:ascii="IBM Plex Sans KR" w:eastAsia="IBM Plex Sans KR" w:hAnsi="IBM Plex Sans KR"/>
+          <w:sz w:val="20"/>
+          <w:szCs w:val="20"/>
+        </w:rPr>
+        <w:t>LB은 노드의 유망성을 예측하는 척도로, 예측의 정확성이 가지치기</w:t>
+      </w:r>
+      <w:r>
+        <w:rPr>
+          <w:rFonts w:ascii="IBM Plex Sans KR" w:eastAsia="IBM Plex Sans KR" w:hAnsi="IBM Plex Sans KR"/>
+          <w:sz w:val="20"/>
+          <w:szCs w:val="20"/>
+        </w:rPr>
+        <w:t xml:space="preserve"> </w:t>
+      </w:r>
+      <w:r>
+        <w:rPr>
+          <w:rFonts w:ascii="IBM Plex Sans KR" w:eastAsia="IBM Plex Sans KR" w:hAnsi="IBM Plex Sans KR"/>
+          <w:sz w:val="20"/>
+          <w:szCs w:val="20"/>
+        </w:rPr>
+        <w:t>효율을 결정한다.</w:t>
+      </w:r>
+    </w:p>
+    <w:p>
+      <w:pPr>
+        <w:numPr>
+          <w:ilvl w:val="0"/>
+          <w:numId w:val="5"/>
+        </w:numPr>
+        <w:spacing w:line="240" w:lineRule="auto"/>
+        <w:rPr>
+          <w:rFonts w:ascii="IBM Plex Sans KR" w:eastAsia="IBM Plex Sans KR" w:hAnsi="IBM Plex Sans KR"/>
+          <w:sz w:val="20"/>
+          <w:szCs w:val="20"/>
+        </w:rPr>
+      </w:pPr>
+      <w:r>
+        <w:rPr>
+          <w:rFonts w:ascii="IBM Plex Sans KR" w:eastAsia="IBM Plex Sans KR" w:hAnsi="IBM Plex Sans KR"/>
+          <w:sz w:val="20"/>
+          <w:szCs w:val="20"/>
+        </w:rPr>
+        <w:t>총 탐색 효율성: 강화된 하한(LB2)을 사용한 (b)와 (d)는 기본 하한(LB1)을 사용한 (a)와 (c)보다 더 효율적이었다.</w:t>
+      </w:r>
+    </w:p>
+    <w:p>
+      <w:pPr>
+        <w:numPr>
+          <w:ilvl w:val="0"/>
+          <w:numId w:val="5"/>
+        </w:numPr>
+        <w:spacing w:line="240" w:lineRule="auto"/>
+        <w:rPr>
+          <w:rFonts w:ascii="IBM Plex Sans KR" w:eastAsia="IBM Plex Sans KR" w:hAnsi="IBM Plex Sans KR"/>
+          <w:sz w:val="20"/>
+          <w:szCs w:val="20"/>
+        </w:rPr>
+      </w:pPr>
+      <w:r>
+        <w:rPr>
+          <w:rFonts w:ascii="IBM Plex Sans KR" w:eastAsia="IBM Plex Sans KR" w:hAnsi="IBM Plex Sans KR"/>
+          <w:sz w:val="20"/>
+          <w:szCs w:val="20"/>
+        </w:rPr>
+        <w:t>가지치기 효율성: 강화된 하한(LB2)을 사용한 (b)와 (d)의 가지치기 횟수가 더 적었지만, 이는 오히려 더 높은 효율성을 의미한다.</w:t>
+      </w:r>
+    </w:p>
+    <w:p>
+      <w:pPr>
+        <w:numPr>
+          <w:ilvl w:val="1"/>
+          <w:numId w:val="5"/>
+        </w:numPr>
+        <w:spacing w:line="240" w:lineRule="auto"/>
+        <w:rPr>
+          <w:rFonts w:ascii="IBM Plex Sans KR" w:eastAsia="IBM Plex Sans KR" w:hAnsi="IBM Plex Sans KR"/>
+          <w:sz w:val="20"/>
+          <w:szCs w:val="20"/>
+        </w:rPr>
+      </w:pPr>
+      <w:r>
+        <w:rPr>
+          <w:rFonts w:ascii="IBM Plex Sans KR" w:eastAsia="IBM Plex Sans KR" w:hAnsi="IBM Plex Sans KR"/>
+          <w:sz w:val="20"/>
+          <w:szCs w:val="20"/>
+        </w:rPr>
+        <w:t>기본 하한(a, c): 예측이 부정확하여 유망하지 않은 경로를 깊게 탐색한 후, 말단 노드들을 여러 번 잘라내는 비효율적인 가지치기가 발생했다.</w:t>
+      </w:r>
+    </w:p>
+    <w:p>
+      <w:pPr>
+        <w:numPr>
+          <w:ilvl w:val="1"/>
+          <w:numId w:val="5"/>
+        </w:numPr>
+        <w:spacing w:line="240" w:lineRule="auto"/>
+        <w:rPr>
+          <w:rFonts w:ascii="IBM Plex Sans KR" w:eastAsia="IBM Plex Sans KR" w:hAnsi="IBM Plex Sans KR"/>
+          <w:sz w:val="20"/>
+          <w:szCs w:val="20"/>
+        </w:rPr>
+      </w:pPr>
+      <w:r>
+        <w:rPr>
+          <w:rFonts w:ascii="IBM Plex Sans KR" w:eastAsia="IBM Plex Sans KR" w:hAnsi="IBM Plex Sans KR"/>
+          <w:sz w:val="20"/>
+          <w:szCs w:val="20"/>
+        </w:rPr>
+        <w:t>강화된 하한(b, d): 정확한 예측을 통해 탐색 초기에 한 번의 결정으로 더 큰 탐색 공간을 제거하는 효율적인 가지치기가 이루어졌다. 따라서 더 적은 횟수로 더 빠르게 최적해에 도달할 수 있었다.</w:t>
+      </w:r>
+    </w:p>
+    <w:p>
+      <w:pPr>
+        <w:spacing w:line="240" w:lineRule="auto"/>
+        <w:rPr>
+          <w:rFonts w:ascii="IBM Plex Sans KR" w:eastAsia="IBM Plex Sans KR" w:hAnsi="IBM Plex Sans KR"/>
+          <w:sz w:val="20"/>
+          <w:szCs w:val="20"/>
+        </w:rPr>
+      </w:pPr>
+      <w:r>
+        <w:rPr>
+          <w:rFonts w:ascii="IBM Plex Sans KR" w:eastAsia="IBM Plex Sans KR" w:hAnsi="IBM Plex Sans KR"/>
+          <w:b/>
+          <w:bCs/>
+          <w:sz w:val="20"/>
+          <w:szCs w:val="20"/>
+        </w:rPr>
+        <w:t>3.</w:t>
+      </w:r>
+      <w:r>
+        <w:rPr>
+          <w:rFonts w:ascii="IBM Plex Sans KR" w:eastAsia="IBM Plex Sans KR" w:hAnsi="IBM Plex Sans KR"/>
+          <w:b/>
+          <w:bCs/>
+          <w:sz w:val="20"/>
+          <w:szCs w:val="20"/>
+          <w:lang w:val="en-US"/>
+        </w:rPr>
+        <w:t xml:space="preserve"> </w:t>
+      </w:r>
+      <w:r>
+        <w:rPr>
+          <w:rFonts w:ascii="IBM Plex Sans KR" w:eastAsia="IBM Plex Sans KR" w:hAnsi="IBM Plex Sans KR"/>
+          <w:b/>
+          <w:bCs/>
+          <w:sz w:val="20"/>
+          <w:szCs w:val="20"/>
+        </w:rPr>
+        <w:t>결론</w:t>
+      </w:r>
+      <w:r>
+        <w:rPr>
+          <w:rFonts w:ascii="IBM Plex Sans KR" w:eastAsia="IBM Plex Sans KR" w:hAnsi="IBM Plex Sans KR" w:hint="eastAsia"/>
+          <w:sz w:val="20"/>
+          <w:szCs w:val="20"/>
+        </w:rPr>
+        <w:t xml:space="preserve">: </w:t>
+      </w:r>
+      <w:r>
+        <w:rPr>
+          <w:rFonts w:ascii="IBM Plex Sans KR" w:eastAsia="IBM Plex Sans KR" w:hAnsi="IBM Plex Sans KR"/>
+          <w:sz w:val="20"/>
+          <w:szCs w:val="20"/>
+        </w:rPr>
+        <w:t xml:space="preserve">네 가지 방법의 효율성은 </w:t>
+      </w:r>
+      <w:r>
+        <w:rPr>
+          <w:rFonts w:ascii="IBM Plex Sans KR" w:eastAsia="IBM Plex Sans KR" w:hAnsi="IBM Plex Sans KR"/>
+          <w:b/>
+          <w:bCs/>
+          <w:sz w:val="20"/>
+          <w:szCs w:val="20"/>
+        </w:rPr>
+        <w:t>(d) &gt; (c) &gt; (b) &gt; (a)</w:t>
+      </w:r>
+      <w:r>
+        <w:rPr>
+          <w:rFonts w:ascii="IBM Plex Sans KR" w:eastAsia="IBM Plex Sans KR" w:hAnsi="IBM Plex Sans KR"/>
+          <w:sz w:val="20"/>
+          <w:szCs w:val="20"/>
+        </w:rPr>
+        <w:t xml:space="preserve"> 순으로 나타났다.</w:t>
+      </w:r>
+    </w:p>
+    <w:tbl>
+      <w:tblPr>
+        <w:tblStyle w:val="TableGrid"/>
+        <w:tblW w:w="9351" w:type="dxa"/>
+        <w:tblLook w:val="04A0" w:firstRow="1" w:lastRow="0" w:firstColumn="1" w:lastColumn="0" w:noHBand="0" w:noVBand="1"/>
+      </w:tblPr>
+      <w:tblGrid>
+        <w:gridCol w:w="704"/>
+        <w:gridCol w:w="1701"/>
+        <w:gridCol w:w="1701"/>
+        <w:gridCol w:w="1559"/>
+        <w:gridCol w:w="1843"/>
+        <w:gridCol w:w="1843"/>
+      </w:tblGrid>
+      <w:tr>
+        <w:tc>
+          <w:tcPr>
+            <w:tcW w:w="704" w:type="dxa"/>
+          </w:tcPr>
+          <w:p>
+            <w:pPr>
+              <w:jc w:val="center"/>
+              <w:rPr>
+                <w:rFonts w:ascii="IBM Plex Sans KR" w:eastAsia="IBM Plex Sans KR" w:hAnsi="IBM Plex Sans KR" w:hint="eastAsia"/>
+                <w:sz w:val="18"/>
+                <w:szCs w:val="18"/>
+                <w:lang w:val="en-US"/>
+              </w:rPr>
+            </w:pPr>
+            <w:r>
+              <w:rPr>
+                <w:rFonts w:ascii="IBM Plex Sans KR" w:eastAsia="IBM Plex Sans KR" w:hAnsi="IBM Plex Sans KR" w:hint="eastAsia"/>
+                <w:sz w:val="18"/>
+                <w:szCs w:val="18"/>
+                <w:lang w:val="en-US"/>
+              </w:rPr>
+              <w:t>방법</w:t>
+            </w:r>
+          </w:p>
+        </w:tc>
+        <w:tc>
+          <w:tcPr>
+            <w:tcW w:w="1701" w:type="dxa"/>
+          </w:tcPr>
+          <w:p>
+            <w:pPr>
+              <w:jc w:val="center"/>
+              <w:rPr>
+                <w:rFonts w:ascii="IBM Plex Sans KR" w:eastAsia="IBM Plex Sans KR" w:hAnsi="IBM Plex Sans KR" w:hint="eastAsia"/>
+                <w:sz w:val="18"/>
+                <w:szCs w:val="18"/>
+              </w:rPr>
+            </w:pPr>
+            <w:r>
+              <w:rPr>
+                <w:rFonts w:ascii="IBM Plex Sans KR" w:eastAsia="IBM Plex Sans KR" w:hAnsi="IBM Plex Sans KR" w:hint="eastAsia"/>
+                <w:sz w:val="18"/>
+                <w:szCs w:val="18"/>
+              </w:rPr>
+              <w:t>최적해</w:t>
+            </w:r>
+          </w:p>
+        </w:tc>
+        <w:tc>
+          <w:tcPr>
+            <w:tcW w:w="1701" w:type="dxa"/>
+          </w:tcPr>
+          <w:p>
+            <w:pPr>
+              <w:jc w:val="center"/>
+              <w:rPr>
+                <w:rFonts w:ascii="IBM Plex Sans KR" w:eastAsia="IBM Plex Sans KR" w:hAnsi="IBM Plex Sans KR" w:hint="eastAsia"/>
+                <w:sz w:val="18"/>
+                <w:szCs w:val="18"/>
+                <w:lang w:val="en-US"/>
+              </w:rPr>
+            </w:pPr>
+            <w:r>
+              <w:rPr>
+                <w:rFonts w:ascii="IBM Plex Sans KR" w:eastAsia="IBM Plex Sans KR" w:hAnsi="IBM Plex Sans KR" w:hint="eastAsia"/>
+                <w:sz w:val="18"/>
+                <w:szCs w:val="18"/>
+                <w:lang w:val="en-US"/>
+              </w:rPr>
+              <w:t xml:space="preserve">총 </w:t>
+            </w:r>
+            <w:r>
+              <w:rPr>
+                <w:rFonts w:ascii="IBM Plex Sans KR" w:eastAsia="IBM Plex Sans KR" w:hAnsi="IBM Plex Sans KR"/>
+                <w:sz w:val="18"/>
+                <w:szCs w:val="18"/>
+                <w:lang w:val="en-US"/>
+              </w:rPr>
+              <w:t xml:space="preserve">iteration </w:t>
+            </w:r>
+            <w:r>
+              <w:rPr>
+                <w:rFonts w:ascii="IBM Plex Sans KR" w:eastAsia="IBM Plex Sans KR" w:hAnsi="IBM Plex Sans KR" w:hint="eastAsia"/>
+                <w:sz w:val="18"/>
+                <w:szCs w:val="18"/>
+                <w:lang w:val="en-US"/>
+              </w:rPr>
+              <w:t>스텝 수</w:t>
+            </w:r>
+          </w:p>
+        </w:tc>
+        <w:tc>
+          <w:tcPr>
+            <w:tcW w:w="1559" w:type="dxa"/>
+          </w:tcPr>
+          <w:p>
+            <w:pPr>
+              <w:jc w:val="center"/>
+              <w:rPr>
+                <w:rFonts w:ascii="IBM Plex Sans KR" w:eastAsia="IBM Plex Sans KR" w:hAnsi="IBM Plex Sans KR" w:hint="eastAsia"/>
+                <w:sz w:val="18"/>
+                <w:szCs w:val="18"/>
+                <w:lang w:val="en-US"/>
+              </w:rPr>
+            </w:pPr>
+            <w:r>
+              <w:rPr>
+                <w:rFonts w:ascii="IBM Plex Sans KR" w:eastAsia="IBM Plex Sans KR" w:hAnsi="IBM Plex Sans KR" w:hint="eastAsia"/>
+                <w:sz w:val="18"/>
+                <w:szCs w:val="18"/>
+                <w:lang w:val="en-US"/>
+              </w:rPr>
+              <w:t>가지치기 노드 수</w:t>
+            </w:r>
+          </w:p>
+        </w:tc>
+        <w:tc>
+          <w:tcPr>
+            <w:tcW w:w="1843" w:type="dxa"/>
+          </w:tcPr>
+          <w:p>
+            <w:pPr>
+              <w:jc w:val="center"/>
+              <w:rPr>
+                <w:rFonts w:ascii="IBM Plex Sans KR" w:eastAsia="IBM Plex Sans KR" w:hAnsi="IBM Plex Sans KR" w:hint="eastAsia"/>
+                <w:sz w:val="18"/>
+                <w:szCs w:val="18"/>
+                <w:lang w:val="en-US"/>
+              </w:rPr>
+            </w:pPr>
+            <w:r>
+              <w:rPr>
+                <w:rFonts w:ascii="IBM Plex Sans KR" w:eastAsia="IBM Plex Sans KR" w:hAnsi="IBM Plex Sans KR"/>
+                <w:sz w:val="18"/>
+                <w:szCs w:val="18"/>
+                <w:lang w:val="en-US"/>
+              </w:rPr>
+              <w:t>I</w:t>
+            </w:r>
+            <w:r>
+              <w:rPr>
+                <w:rFonts w:ascii="IBM Plex Sans KR" w:eastAsia="IBM Plex Sans KR" w:hAnsi="IBM Plex Sans KR"/>
+                <w:sz w:val="18"/>
+                <w:szCs w:val="18"/>
+                <w:lang w:val="en-US"/>
+              </w:rPr>
+              <w:t xml:space="preserve">C </w:t>
+            </w:r>
+            <w:r>
+              <w:rPr>
+                <w:rFonts w:ascii="IBM Plex Sans KR" w:eastAsia="IBM Plex Sans KR" w:hAnsi="IBM Plex Sans KR" w:hint="eastAsia"/>
+                <w:sz w:val="18"/>
+                <w:szCs w:val="18"/>
+                <w:lang w:val="en-US"/>
+              </w:rPr>
+              <w:t>도달 스텝수</w:t>
+            </w:r>
+          </w:p>
+        </w:tc>
+        <w:tc>
+          <w:tcPr>
+            <w:tcW w:w="1843" w:type="dxa"/>
+          </w:tcPr>
+          <w:p>
+            <w:pPr>
+              <w:jc w:val="center"/>
+              <w:rPr>
+                <w:rFonts w:ascii="IBM Plex Sans KR" w:eastAsia="IBM Plex Sans KR" w:hAnsi="IBM Plex Sans KR"/>
+                <w:sz w:val="18"/>
+                <w:szCs w:val="18"/>
+                <w:lang w:val="en-US"/>
+              </w:rPr>
+            </w:pPr>
+            <w:r>
+              <w:rPr>
+                <w:rFonts w:ascii="IBM Plex Sans KR" w:eastAsia="IBM Plex Sans KR" w:hAnsi="IBM Plex Sans KR" w:hint="eastAsia"/>
+                <w:sz w:val="18"/>
+                <w:szCs w:val="18"/>
+                <w:lang w:val="en-US"/>
+              </w:rPr>
+              <w:t>최적해 도달 스텝수</w:t>
+            </w:r>
+          </w:p>
+        </w:tc>
+      </w:tr>
+      <w:tr>
+        <w:tc>
+          <w:tcPr>
+            <w:tcW w:w="704" w:type="dxa"/>
+          </w:tcPr>
+          <w:p>
+            <w:pPr>
+              <w:jc w:val="center"/>
+              <w:rPr>
+                <w:rFonts w:ascii="IBM Plex Sans KR" w:eastAsia="IBM Plex Sans KR" w:hAnsi="IBM Plex Sans KR"/>
+                <w:sz w:val="18"/>
+                <w:szCs w:val="18"/>
+                <w:lang w:val="en-US"/>
+              </w:rPr>
+            </w:pPr>
+            <w:r>
+              <w:rPr>
+                <w:rFonts w:ascii="IBM Plex Sans KR" w:eastAsia="IBM Plex Sans KR" w:hAnsi="IBM Plex Sans KR"/>
+                <w:sz w:val="18"/>
+                <w:szCs w:val="18"/>
+                <w:lang w:val="en-US"/>
+              </w:rPr>
+              <w:t>a</w:t>
+            </w:r>
+          </w:p>
+        </w:tc>
+        <w:tc>
+          <w:tcPr>
+            <w:tcW w:w="1701" w:type="dxa"/>
+          </w:tcPr>
+          <w:p>
+            <w:pPr>
+              <w:jc w:val="center"/>
+              <w:rPr>
+                <w:rFonts w:ascii="IBM Plex Sans KR" w:eastAsia="IBM Plex Sans KR" w:hAnsi="IBM Plex Sans KR" w:hint="eastAsia"/>
+                <w:sz w:val="18"/>
+                <w:szCs w:val="18"/>
+                <w:lang w:val="en-US"/>
+              </w:rPr>
+            </w:pPr>
+            <w:r>
+              <w:rPr>
+                <w:rFonts w:ascii="IBM Plex Sans KR" w:eastAsia="IBM Plex Sans KR" w:hAnsi="IBM Plex Sans KR"/>
+                <w:sz w:val="18"/>
+                <w:szCs w:val="18"/>
+              </w:rPr>
+              <w:t>[1, 2, 4, 3, 5]</w:t>
+            </w:r>
+            <w:r>
+              <w:rPr>
+                <w:rFonts w:ascii="IBM Plex Sans KR" w:eastAsia="IBM Plex Sans KR" w:hAnsi="IBM Plex Sans KR" w:hint="eastAsia"/>
+                <w:sz w:val="18"/>
+                <w:szCs w:val="18"/>
+              </w:rPr>
+              <w:t xml:space="preserve"> : 11</w:t>
+            </w:r>
+          </w:p>
+        </w:tc>
+        <w:tc>
+          <w:tcPr>
+            <w:tcW w:w="1701" w:type="dxa"/>
+          </w:tcPr>
+          <w:p>
+            <w:pPr>
+              <w:jc w:val="center"/>
+              <w:rPr>
+                <w:rFonts w:ascii="IBM Plex Sans KR" w:eastAsia="IBM Plex Sans KR" w:hAnsi="IBM Plex Sans KR" w:hint="eastAsia"/>
+                <w:sz w:val="18"/>
+                <w:szCs w:val="18"/>
+                <w:lang w:val="en-US"/>
+              </w:rPr>
+            </w:pPr>
+            <w:r>
+              <w:rPr>
+                <w:rFonts w:ascii="IBM Plex Sans KR" w:eastAsia="IBM Plex Sans KR" w:hAnsi="IBM Plex Sans KR" w:hint="eastAsia"/>
+                <w:sz w:val="18"/>
+                <w:szCs w:val="18"/>
+                <w:lang w:val="en-US"/>
+              </w:rPr>
+              <w:t>95</w:t>
+            </w:r>
+          </w:p>
+        </w:tc>
+        <w:tc>
+          <w:tcPr>
+            <w:tcW w:w="1559" w:type="dxa"/>
+          </w:tcPr>
+          <w:p>
+            <w:pPr>
+              <w:jc w:val="center"/>
+              <w:rPr>
+                <w:rFonts w:ascii="IBM Plex Sans KR" w:eastAsia="IBM Plex Sans KR" w:hAnsi="IBM Plex Sans KR" w:hint="eastAsia"/>
+                <w:sz w:val="18"/>
+                <w:szCs w:val="18"/>
+                <w:lang w:val="en-US"/>
+              </w:rPr>
+            </w:pPr>
+            <w:r>
+              <w:rPr>
+                <w:rFonts w:ascii="IBM Plex Sans KR" w:eastAsia="IBM Plex Sans KR" w:hAnsi="IBM Plex Sans KR" w:hint="eastAsia"/>
+                <w:sz w:val="18"/>
+                <w:szCs w:val="18"/>
+                <w:lang w:val="en-US"/>
+              </w:rPr>
+              <w:t>44</w:t>
+            </w:r>
+          </w:p>
+        </w:tc>
+        <w:tc>
+          <w:tcPr>
+            <w:tcW w:w="1843" w:type="dxa"/>
+          </w:tcPr>
+          <w:p>
+            <w:pPr>
+              <w:jc w:val="center"/>
+              <w:rPr>
+                <w:rFonts w:ascii="IBM Plex Sans KR" w:eastAsia="IBM Plex Sans KR" w:hAnsi="IBM Plex Sans KR" w:hint="eastAsia"/>
+                <w:sz w:val="18"/>
+                <w:szCs w:val="18"/>
+                <w:lang w:val="en-US"/>
+              </w:rPr>
+            </w:pPr>
+            <w:r>
+              <w:rPr>
+                <w:rFonts w:ascii="IBM Plex Sans KR" w:eastAsia="IBM Plex Sans KR" w:hAnsi="IBM Plex Sans KR" w:hint="eastAsia"/>
+                <w:sz w:val="18"/>
+                <w:szCs w:val="18"/>
+                <w:lang w:val="en-US"/>
+              </w:rPr>
+              <w:t>6</w:t>
+            </w:r>
+          </w:p>
+        </w:tc>
+        <w:tc>
+          <w:tcPr>
+            <w:tcW w:w="1843" w:type="dxa"/>
+          </w:tcPr>
+          <w:p>
+            <w:pPr>
+              <w:jc w:val="center"/>
+              <w:rPr>
+                <w:rFonts w:ascii="IBM Plex Sans KR" w:eastAsia="IBM Plex Sans KR" w:hAnsi="IBM Plex Sans KR" w:hint="eastAsia"/>
+                <w:sz w:val="18"/>
+                <w:szCs w:val="18"/>
+                <w:lang w:val="en-US"/>
+              </w:rPr>
+            </w:pPr>
+            <w:r>
+              <w:rPr>
+                <w:rFonts w:ascii="IBM Plex Sans KR" w:eastAsia="IBM Plex Sans KR" w:hAnsi="IBM Plex Sans KR" w:hint="eastAsia"/>
+                <w:sz w:val="18"/>
+                <w:szCs w:val="18"/>
+                <w:lang w:val="en-US"/>
+              </w:rPr>
+              <w:t>91</w:t>
+            </w:r>
+          </w:p>
+        </w:tc>
+      </w:tr>
+      <w:tr>
+        <w:tc>
+          <w:tcPr>
+            <w:tcW w:w="704" w:type="dxa"/>
+          </w:tcPr>
+          <w:p>
+            <w:pPr>
+              <w:jc w:val="center"/>
+              <w:rPr>
+                <w:rFonts w:ascii="IBM Plex Sans KR" w:eastAsia="IBM Plex Sans KR" w:hAnsi="IBM Plex Sans KR"/>
+                <w:sz w:val="18"/>
+                <w:szCs w:val="18"/>
+                <w:lang w:val="en-US"/>
+              </w:rPr>
+            </w:pPr>
+            <w:r>
+              <w:rPr>
+                <w:rFonts w:ascii="IBM Plex Sans KR" w:eastAsia="IBM Plex Sans KR" w:hAnsi="IBM Plex Sans KR"/>
+                <w:sz w:val="18"/>
+                <w:szCs w:val="18"/>
+                <w:lang w:val="en-US"/>
+              </w:rPr>
+              <w:t>b</w:t>
+            </w:r>
+          </w:p>
+        </w:tc>
+        <w:tc>
+          <w:tcPr>
+            <w:tcW w:w="1701" w:type="dxa"/>
+          </w:tcPr>
+          <w:p>
+            <w:pPr>
+              <w:jc w:val="center"/>
+              <w:rPr>
+                <w:rFonts w:ascii="IBM Plex Sans KR" w:eastAsia="IBM Plex Sans KR" w:hAnsi="IBM Plex Sans KR" w:hint="eastAsia"/>
+                <w:sz w:val="18"/>
+                <w:szCs w:val="18"/>
+                <w:lang w:val="en-US"/>
+              </w:rPr>
+            </w:pPr>
+            <w:r>
+              <w:rPr>
+                <w:rFonts w:ascii="IBM Plex Sans KR" w:eastAsia="IBM Plex Sans KR" w:hAnsi="IBM Plex Sans KR"/>
+                <w:sz w:val="18"/>
+                <w:szCs w:val="18"/>
+              </w:rPr>
+              <w:t>[1, 2, 4, 3, 5]</w:t>
+            </w:r>
+            <w:r>
+              <w:rPr>
+                <w:rFonts w:ascii="IBM Plex Sans KR" w:eastAsia="IBM Plex Sans KR" w:hAnsi="IBM Plex Sans KR" w:hint="eastAsia"/>
+                <w:sz w:val="18"/>
+                <w:szCs w:val="18"/>
+              </w:rPr>
+              <w:t xml:space="preserve"> : 11</w:t>
+            </w:r>
+          </w:p>
+        </w:tc>
+        <w:tc>
+          <w:tcPr>
+            <w:tcW w:w="1701" w:type="dxa"/>
+          </w:tcPr>
+          <w:p>
+            <w:pPr>
+              <w:jc w:val="center"/>
+              <w:rPr>
+                <w:rFonts w:ascii="IBM Plex Sans KR" w:eastAsia="IBM Plex Sans KR" w:hAnsi="IBM Plex Sans KR" w:hint="eastAsia"/>
+                <w:sz w:val="18"/>
+                <w:szCs w:val="18"/>
+                <w:lang w:val="en-US"/>
+              </w:rPr>
+            </w:pPr>
+            <w:r>
+              <w:rPr>
+                <w:rFonts w:ascii="IBM Plex Sans KR" w:eastAsia="IBM Plex Sans KR" w:hAnsi="IBM Plex Sans KR" w:hint="eastAsia"/>
+                <w:sz w:val="18"/>
+                <w:szCs w:val="18"/>
+                <w:lang w:val="en-US"/>
+              </w:rPr>
+              <w:t>83</w:t>
+            </w:r>
+          </w:p>
+        </w:tc>
+        <w:tc>
+          <w:tcPr>
+            <w:tcW w:w="1559" w:type="dxa"/>
+          </w:tcPr>
+          <w:p>
+            <w:pPr>
+              <w:jc w:val="center"/>
+              <w:rPr>
+                <w:rFonts w:ascii="IBM Plex Sans KR" w:eastAsia="IBM Plex Sans KR" w:hAnsi="IBM Plex Sans KR" w:hint="eastAsia"/>
+                <w:sz w:val="18"/>
+                <w:szCs w:val="18"/>
+                <w:lang w:val="en-US"/>
+              </w:rPr>
+            </w:pPr>
+            <w:r>
+              <w:rPr>
+                <w:rFonts w:ascii="IBM Plex Sans KR" w:eastAsia="IBM Plex Sans KR" w:hAnsi="IBM Plex Sans KR" w:hint="eastAsia"/>
+                <w:sz w:val="18"/>
+                <w:szCs w:val="18"/>
+                <w:lang w:val="en-US"/>
+              </w:rPr>
+              <w:t>36</w:t>
+            </w:r>
+          </w:p>
+        </w:tc>
+        <w:tc>
+          <w:tcPr>
+            <w:tcW w:w="1843" w:type="dxa"/>
+          </w:tcPr>
+          <w:p>
+            <w:pPr>
+              <w:jc w:val="center"/>
+              <w:rPr>
+                <w:rFonts w:ascii="IBM Plex Sans KR" w:eastAsia="IBM Plex Sans KR" w:hAnsi="IBM Plex Sans KR" w:hint="eastAsia"/>
+                <w:sz w:val="18"/>
+                <w:szCs w:val="18"/>
+                <w:lang w:val="en-US"/>
+              </w:rPr>
+            </w:pPr>
+            <w:r>
+              <w:rPr>
+                <w:rFonts w:ascii="IBM Plex Sans KR" w:eastAsia="IBM Plex Sans KR" w:hAnsi="IBM Plex Sans KR" w:hint="eastAsia"/>
+                <w:sz w:val="18"/>
+                <w:szCs w:val="18"/>
+                <w:lang w:val="en-US"/>
+              </w:rPr>
+              <w:t>6</w:t>
+            </w:r>
+          </w:p>
+        </w:tc>
+        <w:tc>
+          <w:tcPr>
+            <w:tcW w:w="1843" w:type="dxa"/>
+          </w:tcPr>
+          <w:p>
+            <w:pPr>
+              <w:jc w:val="center"/>
+              <w:rPr>
+                <w:rFonts w:ascii="IBM Plex Sans KR" w:eastAsia="IBM Plex Sans KR" w:hAnsi="IBM Plex Sans KR" w:hint="eastAsia"/>
+                <w:sz w:val="18"/>
+                <w:szCs w:val="18"/>
+                <w:lang w:val="en-US"/>
+              </w:rPr>
+            </w:pPr>
+            <w:r>
+              <w:rPr>
+                <w:rFonts w:ascii="IBM Plex Sans KR" w:eastAsia="IBM Plex Sans KR" w:hAnsi="IBM Plex Sans KR" w:hint="eastAsia"/>
+                <w:sz w:val="18"/>
+                <w:szCs w:val="18"/>
+                <w:lang w:val="en-US"/>
+              </w:rPr>
+              <w:t>82</w:t>
+            </w:r>
+          </w:p>
+        </w:tc>
+      </w:tr>
+      <w:tr>
+        <w:tc>
+          <w:tcPr>
+            <w:tcW w:w="704" w:type="dxa"/>
+          </w:tcPr>
+          <w:p>
+            <w:pPr>
+              <w:jc w:val="center"/>
+              <w:rPr>
+                <w:rFonts w:ascii="IBM Plex Sans KR" w:eastAsia="IBM Plex Sans KR" w:hAnsi="IBM Plex Sans KR"/>
+                <w:sz w:val="18"/>
+                <w:szCs w:val="18"/>
+                <w:lang w:val="en-US"/>
+              </w:rPr>
+            </w:pPr>
+            <w:r>
+              <w:rPr>
+                <w:rFonts w:ascii="IBM Plex Sans KR" w:eastAsia="IBM Plex Sans KR" w:hAnsi="IBM Plex Sans KR"/>
+                <w:sz w:val="18"/>
+                <w:szCs w:val="18"/>
+                <w:lang w:val="en-US"/>
+              </w:rPr>
+              <w:t>c</w:t>
+            </w:r>
+          </w:p>
+        </w:tc>
+        <w:tc>
+          <w:tcPr>
+            <w:tcW w:w="1701" w:type="dxa"/>
+          </w:tcPr>
+          <w:p>
+            <w:pPr>
+              <w:jc w:val="center"/>
+              <w:rPr>
+                <w:rFonts w:ascii="IBM Plex Sans KR" w:eastAsia="IBM Plex Sans KR" w:hAnsi="IBM Plex Sans KR" w:hint="eastAsia"/>
+                <w:sz w:val="18"/>
+                <w:szCs w:val="18"/>
+                <w:lang w:val="en-US"/>
+              </w:rPr>
+            </w:pPr>
+            <w:r>
+              <w:rPr>
+                <w:rFonts w:ascii="IBM Plex Sans KR" w:eastAsia="IBM Plex Sans KR" w:hAnsi="IBM Plex Sans KR"/>
+                <w:sz w:val="18"/>
+                <w:szCs w:val="18"/>
+              </w:rPr>
+              <w:t>[1, 2, 4, 3, 5]</w:t>
+            </w:r>
+            <w:r>
+              <w:rPr>
+                <w:rFonts w:ascii="IBM Plex Sans KR" w:eastAsia="IBM Plex Sans KR" w:hAnsi="IBM Plex Sans KR" w:hint="eastAsia"/>
+                <w:sz w:val="18"/>
+                <w:szCs w:val="18"/>
+              </w:rPr>
+              <w:t xml:space="preserve"> : 11</w:t>
+            </w:r>
+          </w:p>
+        </w:tc>
+        <w:tc>
+          <w:tcPr>
+            <w:tcW w:w="1701" w:type="dxa"/>
+          </w:tcPr>
+          <w:p>
+            <w:pPr>
+              <w:jc w:val="center"/>
+              <w:rPr>
+                <w:rFonts w:ascii="IBM Plex Sans KR" w:eastAsia="IBM Plex Sans KR" w:hAnsi="IBM Plex Sans KR" w:hint="eastAsia"/>
+                <w:sz w:val="18"/>
+                <w:szCs w:val="18"/>
+                <w:lang w:val="en-US"/>
+              </w:rPr>
+            </w:pPr>
+            <w:r>
+              <w:rPr>
+                <w:rFonts w:ascii="IBM Plex Sans KR" w:eastAsia="IBM Plex Sans KR" w:hAnsi="IBM Plex Sans KR" w:hint="eastAsia"/>
+                <w:sz w:val="18"/>
+                <w:szCs w:val="18"/>
+                <w:lang w:val="en-US"/>
+              </w:rPr>
+              <w:t>62</w:t>
+            </w:r>
+          </w:p>
+        </w:tc>
+        <w:tc>
+          <w:tcPr>
+            <w:tcW w:w="1559" w:type="dxa"/>
+          </w:tcPr>
+          <w:p>
+            <w:pPr>
+              <w:jc w:val="center"/>
+              <w:rPr>
+                <w:rFonts w:ascii="IBM Plex Sans KR" w:eastAsia="IBM Plex Sans KR" w:hAnsi="IBM Plex Sans KR" w:hint="eastAsia"/>
+                <w:sz w:val="18"/>
+                <w:szCs w:val="18"/>
+                <w:lang w:val="en-US"/>
+              </w:rPr>
+            </w:pPr>
+            <w:r>
+              <w:rPr>
+                <w:rFonts w:ascii="IBM Plex Sans KR" w:eastAsia="IBM Plex Sans KR" w:hAnsi="IBM Plex Sans KR" w:hint="eastAsia"/>
+                <w:sz w:val="18"/>
+                <w:szCs w:val="18"/>
+                <w:lang w:val="en-US"/>
+              </w:rPr>
+              <w:t>25</w:t>
+            </w:r>
+          </w:p>
+        </w:tc>
+        <w:tc>
+          <w:tcPr>
+            <w:tcW w:w="1843" w:type="dxa"/>
+          </w:tcPr>
+          <w:p>
+            <w:pPr>
+              <w:jc w:val="center"/>
+              <w:rPr>
+                <w:rFonts w:ascii="IBM Plex Sans KR" w:eastAsia="IBM Plex Sans KR" w:hAnsi="IBM Plex Sans KR" w:hint="eastAsia"/>
+                <w:sz w:val="18"/>
+                <w:szCs w:val="18"/>
+                <w:lang w:val="en-US"/>
+              </w:rPr>
+            </w:pPr>
+            <w:r>
+              <w:rPr>
+                <w:rFonts w:ascii="IBM Plex Sans KR" w:eastAsia="IBM Plex Sans KR" w:hAnsi="IBM Plex Sans KR" w:hint="eastAsia"/>
+                <w:sz w:val="18"/>
+                <w:szCs w:val="18"/>
+                <w:lang w:val="en-US"/>
+              </w:rPr>
+              <w:t>37</w:t>
+            </w:r>
+          </w:p>
+        </w:tc>
+        <w:tc>
+          <w:tcPr>
+            <w:tcW w:w="1843" w:type="dxa"/>
+          </w:tcPr>
+          <w:p>
+            <w:pPr>
+              <w:jc w:val="center"/>
+              <w:rPr>
+                <w:rFonts w:ascii="IBM Plex Sans KR" w:eastAsia="IBM Plex Sans KR" w:hAnsi="IBM Plex Sans KR" w:hint="eastAsia"/>
+                <w:sz w:val="18"/>
+                <w:szCs w:val="18"/>
+                <w:lang w:val="en-US"/>
+              </w:rPr>
+            </w:pPr>
+            <w:r>
+              <w:rPr>
+                <w:rFonts w:ascii="IBM Plex Sans KR" w:eastAsia="IBM Plex Sans KR" w:hAnsi="IBM Plex Sans KR" w:hint="eastAsia"/>
+                <w:sz w:val="18"/>
+                <w:szCs w:val="18"/>
+                <w:lang w:val="en-US"/>
+              </w:rPr>
+              <w:t>37</w:t>
+            </w:r>
+          </w:p>
+        </w:tc>
+      </w:tr>
+      <w:tr>
+        <w:tc>
+          <w:tcPr>
+            <w:tcW w:w="704" w:type="dxa"/>
+          </w:tcPr>
+          <w:p>
+            <w:pPr>
+              <w:jc w:val="center"/>
+              <w:rPr>
+                <w:rFonts w:ascii="IBM Plex Sans KR" w:eastAsia="IBM Plex Sans KR" w:hAnsi="IBM Plex Sans KR"/>
+                <w:sz w:val="18"/>
+                <w:szCs w:val="18"/>
+                <w:lang w:val="en-US"/>
+              </w:rPr>
+            </w:pPr>
+            <w:r>
+              <w:rPr>
+                <w:rFonts w:ascii="IBM Plex Sans KR" w:eastAsia="IBM Plex Sans KR" w:hAnsi="IBM Plex Sans KR"/>
+                <w:sz w:val="18"/>
+                <w:szCs w:val="18"/>
+                <w:lang w:val="en-US"/>
+              </w:rPr>
+              <w:t>d</w:t>
+            </w:r>
+          </w:p>
+        </w:tc>
+        <w:tc>
+          <w:tcPr>
+            <w:tcW w:w="1701" w:type="dxa"/>
+          </w:tcPr>
+          <w:p>
+            <w:pPr>
+              <w:jc w:val="center"/>
+              <w:rPr>
+                <w:rFonts w:ascii="IBM Plex Sans KR" w:eastAsia="IBM Plex Sans KR" w:hAnsi="IBM Plex Sans KR" w:hint="eastAsia"/>
+                <w:sz w:val="18"/>
+                <w:szCs w:val="18"/>
+                <w:lang w:val="en-US"/>
+              </w:rPr>
+            </w:pPr>
+            <w:r>
+              <w:rPr>
+                <w:rFonts w:ascii="IBM Plex Sans KR" w:eastAsia="IBM Plex Sans KR" w:hAnsi="IBM Plex Sans KR"/>
+                <w:sz w:val="18"/>
+                <w:szCs w:val="18"/>
+              </w:rPr>
+              <w:t>[1, 2, 4, 3, 5]</w:t>
+            </w:r>
+            <w:r>
+              <w:rPr>
+                <w:rFonts w:ascii="IBM Plex Sans KR" w:eastAsia="IBM Plex Sans KR" w:hAnsi="IBM Plex Sans KR" w:hint="eastAsia"/>
+                <w:sz w:val="18"/>
+                <w:szCs w:val="18"/>
+              </w:rPr>
+              <w:t xml:space="preserve"> : 11</w:t>
+            </w:r>
+          </w:p>
+        </w:tc>
+        <w:tc>
+          <w:tcPr>
+            <w:tcW w:w="1701" w:type="dxa"/>
+          </w:tcPr>
+          <w:p>
+            <w:pPr>
+              <w:jc w:val="center"/>
+              <w:rPr>
+                <w:rFonts w:ascii="IBM Plex Sans KR" w:eastAsia="IBM Plex Sans KR" w:hAnsi="IBM Plex Sans KR" w:hint="eastAsia"/>
+                <w:sz w:val="18"/>
+                <w:szCs w:val="18"/>
+                <w:lang w:val="en-US"/>
+              </w:rPr>
+            </w:pPr>
+            <w:r>
+              <w:rPr>
+                <w:rFonts w:ascii="IBM Plex Sans KR" w:eastAsia="IBM Plex Sans KR" w:hAnsi="IBM Plex Sans KR" w:hint="eastAsia"/>
+                <w:sz w:val="18"/>
+                <w:szCs w:val="18"/>
+                <w:lang w:val="en-US"/>
+              </w:rPr>
+              <w:t>44</w:t>
+            </w:r>
+          </w:p>
+        </w:tc>
+        <w:tc>
+          <w:tcPr>
+            <w:tcW w:w="1559" w:type="dxa"/>
+          </w:tcPr>
+          <w:p>
+            <w:pPr>
+              <w:jc w:val="center"/>
+              <w:rPr>
+                <w:rFonts w:ascii="IBM Plex Sans KR" w:eastAsia="IBM Plex Sans KR" w:hAnsi="IBM Plex Sans KR" w:hint="eastAsia"/>
+                <w:sz w:val="18"/>
+                <w:szCs w:val="18"/>
+                <w:lang w:val="en-US"/>
+              </w:rPr>
+            </w:pPr>
+            <w:r>
+              <w:rPr>
+                <w:rFonts w:ascii="IBM Plex Sans KR" w:eastAsia="IBM Plex Sans KR" w:hAnsi="IBM Plex Sans KR" w:hint="eastAsia"/>
+                <w:sz w:val="18"/>
+                <w:szCs w:val="18"/>
+                <w:lang w:val="en-US"/>
+              </w:rPr>
+              <w:t>18</w:t>
+            </w:r>
+          </w:p>
+        </w:tc>
+        <w:tc>
+          <w:tcPr>
+            <w:tcW w:w="1843" w:type="dxa"/>
+          </w:tcPr>
+          <w:p>
+            <w:pPr>
+              <w:jc w:val="center"/>
+              <w:rPr>
+                <w:rFonts w:ascii="IBM Plex Sans KR" w:eastAsia="IBM Plex Sans KR" w:hAnsi="IBM Plex Sans KR" w:hint="eastAsia"/>
+                <w:sz w:val="18"/>
+                <w:szCs w:val="18"/>
+                <w:lang w:val="en-US"/>
+              </w:rPr>
+            </w:pPr>
+            <w:r>
+              <w:rPr>
+                <w:rFonts w:ascii="IBM Plex Sans KR" w:eastAsia="IBM Plex Sans KR" w:hAnsi="IBM Plex Sans KR" w:hint="eastAsia"/>
+                <w:sz w:val="18"/>
+                <w:szCs w:val="18"/>
+                <w:lang w:val="en-US"/>
+              </w:rPr>
+              <w:t>26</w:t>
+            </w:r>
+          </w:p>
+        </w:tc>
+        <w:tc>
+          <w:tcPr>
+            <w:tcW w:w="1843" w:type="dxa"/>
+          </w:tcPr>
+          <w:p>
+            <w:pPr>
+              <w:jc w:val="center"/>
+              <w:rPr>
+                <w:rFonts w:ascii="IBM Plex Sans KR" w:eastAsia="IBM Plex Sans KR" w:hAnsi="IBM Plex Sans KR" w:hint="eastAsia"/>
+                <w:sz w:val="18"/>
+                <w:szCs w:val="18"/>
+                <w:lang w:val="en-US"/>
+              </w:rPr>
+            </w:pPr>
+            <w:r>
+              <w:rPr>
+                <w:rFonts w:ascii="IBM Plex Sans KR" w:eastAsia="IBM Plex Sans KR" w:hAnsi="IBM Plex Sans KR" w:hint="eastAsia"/>
+                <w:sz w:val="18"/>
+                <w:szCs w:val="18"/>
+                <w:lang w:val="en-US"/>
+              </w:rPr>
+              <w:t>26</w:t>
+            </w:r>
+          </w:p>
+        </w:tc>
+      </w:tr>
+    </w:tbl>
+    <w:p>
+      <w:pPr>
+        <w:rPr>
+          <w:rFonts w:ascii="IBM Plex Sans KR" w:eastAsia="IBM Plex Sans KR" w:hAnsi="IBM Plex Sans KR"/>
+          <w:sz w:val="21"/>
+          <w:szCs w:val="21"/>
+          <w:lang w:val="en-US"/>
+        </w:rPr>
+      </w:pPr>
+      <w:r>
+        <w:rPr>
+          <w:rFonts w:ascii="IBM Plex Sans KR" w:eastAsia="IBM Plex Sans KR" w:hAnsi="IBM Plex Sans KR"/>
+          <w:sz w:val="21"/>
+          <w:szCs w:val="21"/>
+          <w:lang w:val="en-US"/>
+        </w:rPr>
+        <w:br w:type="page"/>
+      </w:r>
+    </w:p>
+    <w:p>
+      <w:pPr>
+        <w:spacing w:line="240" w:lineRule="auto"/>
+        <w:rPr>
+          <w:rFonts w:ascii="IBM Plex Sans KR" w:eastAsia="IBM Plex Sans KR" w:hAnsi="IBM Plex Sans KR" w:hint="eastAsia"/>
           <w:b/>
           <w:bCs/>
           <w:sz w:val="22"/>
@@ -2291,20 +3654,20 @@
             <w:pPr>
               <w:jc w:val="center"/>
               <w:rPr>
-                <w:rFonts w:ascii="IBM Plex Sans KR" w:eastAsia="IBM Plex Sans KR" w:hAnsi="IBM Plex Sans KR"/>
-                <w:sz w:val="20"/>
-                <w:szCs w:val="20"/>
-                <w:lang w:val="en-US"/>
-              </w:rPr>
-            </w:pPr>
-            <w:r>
-              <w:rPr>
-                <w:rFonts w:ascii="IBM Plex Sans KR" w:eastAsia="IBM Plex Sans KR" w:hAnsi="IBM Plex Sans KR" w:hint="eastAsia"/>
-                <w:sz w:val="20"/>
-                <w:szCs w:val="20"/>
-                <w:lang w:val="en-US"/>
-              </w:rPr>
-              <w:t>3</w:t>
+                <w:rFonts w:ascii="IBM Plex Sans KR" w:eastAsia="IBM Plex Sans KR" w:hAnsi="IBM Plex Sans KR" w:hint="eastAsia"/>
+                <w:sz w:val="20"/>
+                <w:szCs w:val="20"/>
+                <w:lang w:val="en-US"/>
+              </w:rPr>
+            </w:pPr>
+            <w:r>
+              <w:rPr>
+                <w:rFonts w:ascii="IBM Plex Sans KR" w:eastAsia="IBM Plex Sans KR" w:hAnsi="IBM Plex Sans KR" w:hint="eastAsia"/>
+                <w:sz w:val="20"/>
+                <w:szCs w:val="20"/>
+                <w:lang w:val="en-US"/>
+              </w:rPr>
+              <w:t>2</w:t>
             </w:r>
           </w:p>
         </w:tc>
@@ -2321,20 +3684,20 @@
             <w:pPr>
               <w:jc w:val="center"/>
               <w:rPr>
-                <w:rFonts w:ascii="IBM Plex Sans KR" w:eastAsia="IBM Plex Sans KR" w:hAnsi="IBM Plex Sans KR"/>
-                <w:sz w:val="20"/>
-                <w:szCs w:val="20"/>
-                <w:lang w:val="en-US"/>
-              </w:rPr>
-            </w:pPr>
-            <w:r>
-              <w:rPr>
-                <w:rFonts w:ascii="IBM Plex Sans KR" w:eastAsia="IBM Plex Sans KR" w:hAnsi="IBM Plex Sans KR" w:hint="eastAsia"/>
-                <w:sz w:val="20"/>
-                <w:szCs w:val="20"/>
-                <w:lang w:val="en-US"/>
-              </w:rPr>
-              <w:t>7</w:t>
+                <w:rFonts w:ascii="IBM Plex Sans KR" w:eastAsia="IBM Plex Sans KR" w:hAnsi="IBM Plex Sans KR" w:hint="eastAsia"/>
+                <w:sz w:val="20"/>
+                <w:szCs w:val="20"/>
+                <w:lang w:val="en-US"/>
+              </w:rPr>
+            </w:pPr>
+            <w:r>
+              <w:rPr>
+                <w:rFonts w:ascii="IBM Plex Sans KR" w:eastAsia="IBM Plex Sans KR" w:hAnsi="IBM Plex Sans KR" w:hint="eastAsia"/>
+                <w:sz w:val="20"/>
+                <w:szCs w:val="20"/>
+                <w:lang w:val="en-US"/>
+              </w:rPr>
+              <w:t>6</w:t>
             </w:r>
           </w:p>
         </w:tc>
@@ -2351,20 +3714,20 @@
             <w:pPr>
               <w:jc w:val="center"/>
               <w:rPr>
-                <w:rFonts w:ascii="IBM Plex Sans KR" w:eastAsia="IBM Plex Sans KR" w:hAnsi="IBM Plex Sans KR"/>
-                <w:sz w:val="20"/>
-                <w:szCs w:val="20"/>
-                <w:lang w:val="en-US"/>
-              </w:rPr>
-            </w:pPr>
-            <w:r>
-              <w:rPr>
-                <w:rFonts w:ascii="IBM Plex Sans KR" w:eastAsia="IBM Plex Sans KR" w:hAnsi="IBM Plex Sans KR" w:hint="eastAsia"/>
-                <w:sz w:val="20"/>
-                <w:szCs w:val="20"/>
-                <w:lang w:val="en-US"/>
-              </w:rPr>
-              <w:t>2</w:t>
+                <w:rFonts w:ascii="IBM Plex Sans KR" w:eastAsia="IBM Plex Sans KR" w:hAnsi="IBM Plex Sans KR" w:hint="eastAsia"/>
+                <w:sz w:val="20"/>
+                <w:szCs w:val="20"/>
+                <w:lang w:val="en-US"/>
+              </w:rPr>
+            </w:pPr>
+            <w:r>
+              <w:rPr>
+                <w:rFonts w:ascii="IBM Plex Sans KR" w:eastAsia="IBM Plex Sans KR" w:hAnsi="IBM Plex Sans KR" w:hint="eastAsia"/>
+                <w:sz w:val="20"/>
+                <w:szCs w:val="20"/>
+                <w:lang w:val="en-US"/>
+              </w:rPr>
+              <w:t>5</w:t>
             </w:r>
           </w:p>
         </w:tc>
@@ -2572,20 +3935,20 @@
             <w:pPr>
               <w:jc w:val="center"/>
               <w:rPr>
-                <w:rFonts w:ascii="IBM Plex Sans KR" w:eastAsia="IBM Plex Sans KR" w:hAnsi="IBM Plex Sans KR"/>
-                <w:sz w:val="20"/>
-                <w:szCs w:val="20"/>
-                <w:lang w:val="en-US"/>
-              </w:rPr>
-            </w:pPr>
-            <w:r>
-              <w:rPr>
-                <w:rFonts w:ascii="IBM Plex Sans KR" w:eastAsia="IBM Plex Sans KR" w:hAnsi="IBM Plex Sans KR" w:hint="eastAsia"/>
-                <w:sz w:val="20"/>
-                <w:szCs w:val="20"/>
-                <w:lang w:val="en-US"/>
-              </w:rPr>
-              <w:t>5</w:t>
+                <w:rFonts w:ascii="IBM Plex Sans KR" w:eastAsia="IBM Plex Sans KR" w:hAnsi="IBM Plex Sans KR" w:hint="eastAsia"/>
+                <w:sz w:val="20"/>
+                <w:szCs w:val="20"/>
+                <w:lang w:val="en-US"/>
+              </w:rPr>
+            </w:pPr>
+            <w:r>
+              <w:rPr>
+                <w:rFonts w:ascii="IBM Plex Sans KR" w:eastAsia="IBM Plex Sans KR" w:hAnsi="IBM Plex Sans KR" w:hint="eastAsia"/>
+                <w:sz w:val="20"/>
+                <w:szCs w:val="20"/>
+                <w:lang w:val="en-US"/>
+              </w:rPr>
+              <w:t>8</w:t>
             </w:r>
           </w:p>
         </w:tc>
@@ -2602,20 +3965,20 @@
             <w:pPr>
               <w:jc w:val="center"/>
               <w:rPr>
-                <w:rFonts w:ascii="IBM Plex Sans KR" w:eastAsia="IBM Plex Sans KR" w:hAnsi="IBM Plex Sans KR"/>
-                <w:sz w:val="20"/>
-                <w:szCs w:val="20"/>
-                <w:lang w:val="en-US"/>
-              </w:rPr>
-            </w:pPr>
-            <w:r>
-              <w:rPr>
-                <w:rFonts w:ascii="IBM Plex Sans KR" w:eastAsia="IBM Plex Sans KR" w:hAnsi="IBM Plex Sans KR" w:hint="eastAsia"/>
-                <w:sz w:val="20"/>
-                <w:szCs w:val="20"/>
-                <w:lang w:val="en-US"/>
-              </w:rPr>
-              <w:t>6</w:t>
+                <w:rFonts w:ascii="IBM Plex Sans KR" w:eastAsia="IBM Plex Sans KR" w:hAnsi="IBM Plex Sans KR" w:hint="eastAsia"/>
+                <w:sz w:val="20"/>
+                <w:szCs w:val="20"/>
+                <w:lang w:val="en-US"/>
+              </w:rPr>
+            </w:pPr>
+            <w:r>
+              <w:rPr>
+                <w:rFonts w:ascii="IBM Plex Sans KR" w:eastAsia="IBM Plex Sans KR" w:hAnsi="IBM Plex Sans KR" w:hint="eastAsia"/>
+                <w:sz w:val="20"/>
+                <w:szCs w:val="20"/>
+                <w:lang w:val="en-US"/>
+              </w:rPr>
+              <w:t>12</w:t>
             </w:r>
           </w:p>
         </w:tc>
@@ -2632,20 +3995,20 @@
             <w:pPr>
               <w:jc w:val="center"/>
               <w:rPr>
-                <w:rFonts w:ascii="IBM Plex Sans KR" w:eastAsia="IBM Plex Sans KR" w:hAnsi="IBM Plex Sans KR"/>
-                <w:sz w:val="20"/>
-                <w:szCs w:val="20"/>
-                <w:lang w:val="en-US"/>
-              </w:rPr>
-            </w:pPr>
-            <w:r>
-              <w:rPr>
-                <w:rFonts w:ascii="IBM Plex Sans KR" w:eastAsia="IBM Plex Sans KR" w:hAnsi="IBM Plex Sans KR" w:hint="eastAsia"/>
-                <w:sz w:val="20"/>
-                <w:szCs w:val="20"/>
-                <w:lang w:val="en-US"/>
-              </w:rPr>
-              <w:t>8</w:t>
+                <w:rFonts w:ascii="IBM Plex Sans KR" w:eastAsia="IBM Plex Sans KR" w:hAnsi="IBM Plex Sans KR" w:hint="eastAsia"/>
+                <w:sz w:val="20"/>
+                <w:szCs w:val="20"/>
+                <w:lang w:val="en-US"/>
+              </w:rPr>
+            </w:pPr>
+            <w:r>
+              <w:rPr>
+                <w:rFonts w:ascii="IBM Plex Sans KR" w:eastAsia="IBM Plex Sans KR" w:hAnsi="IBM Plex Sans KR" w:hint="eastAsia"/>
+                <w:sz w:val="20"/>
+                <w:szCs w:val="20"/>
+                <w:lang w:val="en-US"/>
+              </w:rPr>
+              <w:t>11</w:t>
             </w:r>
           </w:p>
         </w:tc>
@@ -2662,20 +4025,20 @@
             <w:pPr>
               <w:jc w:val="center"/>
               <w:rPr>
-                <w:rFonts w:ascii="IBM Plex Sans KR" w:eastAsia="IBM Plex Sans KR" w:hAnsi="IBM Plex Sans KR"/>
-                <w:sz w:val="20"/>
-                <w:szCs w:val="20"/>
-                <w:lang w:val="en-US"/>
-              </w:rPr>
-            </w:pPr>
-            <w:r>
-              <w:rPr>
-                <w:rFonts w:ascii="IBM Plex Sans KR" w:eastAsia="IBM Plex Sans KR" w:hAnsi="IBM Plex Sans KR" w:hint="eastAsia"/>
-                <w:sz w:val="20"/>
-                <w:szCs w:val="20"/>
-                <w:lang w:val="en-US"/>
-              </w:rPr>
-              <w:t>8</w:t>
+                <w:rFonts w:ascii="IBM Plex Sans KR" w:eastAsia="IBM Plex Sans KR" w:hAnsi="IBM Plex Sans KR" w:hint="eastAsia"/>
+                <w:sz w:val="20"/>
+                <w:szCs w:val="20"/>
+                <w:lang w:val="en-US"/>
+              </w:rPr>
+            </w:pPr>
+            <w:r>
+              <w:rPr>
+                <w:rFonts w:ascii="IBM Plex Sans KR" w:eastAsia="IBM Plex Sans KR" w:hAnsi="IBM Plex Sans KR" w:hint="eastAsia"/>
+                <w:sz w:val="20"/>
+                <w:szCs w:val="20"/>
+                <w:lang w:val="en-US"/>
+              </w:rPr>
+              <w:t>10</w:t>
             </w:r>
           </w:p>
         </w:tc>
@@ -3004,7 +4367,7 @@
       <w:pPr>
         <w:spacing w:line="240" w:lineRule="auto"/>
         <w:rPr>
-          <w:rFonts w:ascii="IBM Plex Sans KR" w:eastAsia="IBM Plex Sans KR" w:hAnsi="IBM Plex Sans KR"/>
+          <w:rFonts w:ascii="IBM Plex Sans KR" w:eastAsia="IBM Plex Sans KR" w:hAnsi="IBM Plex Sans KR" w:hint="eastAsia"/>
           <w:sz w:val="21"/>
           <w:szCs w:val="21"/>
           <w:lang w:val="en-US"/>
@@ -3013,7 +4376,6 @@
     </w:p>
     <w:p>
       <w:pPr>
-        <w:spacing w:line="240" w:lineRule="auto"/>
         <w:rPr>
           <w:rFonts w:ascii="IBM Plex Sans KR" w:eastAsia="IBM Plex Sans KR" w:hAnsi="IBM Plex Sans KR"/>
           <w:sz w:val="21"/>
@@ -3028,7 +4390,7 @@
           <w:szCs w:val="21"/>
           <w:lang w:val="en-US"/>
         </w:rPr>
-        <w:t>(b) Breadth-First Search</w:t>
+        <w:br w:type="page"/>
       </w:r>
     </w:p>
     <w:p>
@@ -3036,6 +4398,56 @@
         <w:spacing w:line="240" w:lineRule="auto"/>
         <w:rPr>
           <w:rFonts w:ascii="IBM Plex Sans KR" w:eastAsia="IBM Plex Sans KR" w:hAnsi="IBM Plex Sans KR"/>
+          <w:sz w:val="21"/>
+          <w:szCs w:val="21"/>
+          <w:lang w:val="en-US"/>
+        </w:rPr>
+      </w:pPr>
+      <w:r>
+        <w:rPr>
+          <w:rFonts w:ascii="IBM Plex Sans KR" w:eastAsia="IBM Plex Sans KR" w:hAnsi="IBM Plex Sans KR"/>
+          <w:sz w:val="21"/>
+          <w:szCs w:val="21"/>
+          <w:lang w:val="en-US"/>
+        </w:rPr>
+        <w:lastRenderedPageBreak/>
+        <w:t>(b) B</w:t>
+      </w:r>
+      <w:r>
+        <w:rPr>
+          <w:rFonts w:ascii="IBM Plex Sans KR" w:eastAsia="IBM Plex Sans KR" w:hAnsi="IBM Plex Sans KR"/>
+          <w:sz w:val="21"/>
+          <w:szCs w:val="21"/>
+          <w:lang w:val="en-US"/>
+        </w:rPr>
+        <w:t>readth</w:t>
+      </w:r>
+      <w:r>
+        <w:rPr>
+          <w:rFonts w:ascii="IBM Plex Sans KR" w:eastAsia="IBM Plex Sans KR" w:hAnsi="IBM Plex Sans KR"/>
+          <w:sz w:val="21"/>
+          <w:szCs w:val="21"/>
+          <w:lang w:val="en-US"/>
+        </w:rPr>
+        <w:t>-First Search</w:t>
+      </w:r>
+    </w:p>
+    <w:p>
+      <w:pPr>
+        <w:spacing w:line="240" w:lineRule="auto"/>
+        <w:rPr>
+          <w:rFonts w:ascii="IBM Plex Sans KR" w:eastAsia="IBM Plex Sans KR" w:hAnsi="IBM Plex Sans KR"/>
+          <w:sz w:val="21"/>
+          <w:szCs w:val="21"/>
+          <w:lang w:val="en-US"/>
+        </w:rPr>
+      </w:pPr>
+    </w:p>
+    <w:p>
+      <w:pPr>
+        <w:spacing w:line="240" w:lineRule="auto"/>
+        <w:rPr>
+          <w:rFonts w:ascii="IBM Plex Sans KR" w:eastAsia="IBM Plex Sans KR" w:hAnsi="IBM Plex Sans KR" w:hint="eastAsia"/>
           <w:sz w:val="21"/>
           <w:szCs w:val="21"/>
           <w:lang w:val="en-US"/>
@@ -3061,6 +4473,923 @@
     </w:sectPr>
   </w:body>
 </w:document>
+</file>
+
+<file path=word/numbering.xml><?xml version="1.0" encoding="utf-8"?>
+<w:numbering xmlns:wpc="http://schemas.microsoft.com/office/word/2010/wordprocessingCanvas" xmlns:cx="http://schemas.microsoft.com/office/drawing/2014/chartex" xmlns:cx1="http://schemas.microsoft.com/office/drawing/2015/9/8/chartex" xmlns:cx2="http://schemas.microsoft.com/office/drawing/2015/10/21/chartex" xmlns:cx3="http://schemas.microsoft.com/office/drawing/2016/5/9/chartex" xmlns:cx4="http://schemas.microsoft.com/office/drawing/2016/5/10/chartex" xmlns:cx5="http://schemas.microsoft.com/office/drawing/2016/5/11/chartex" xmlns:cx6="http://schemas.microsoft.com/office/drawing/2016/5/12/chartex" xmlns:cx7="http://schemas.microsoft.com/office/drawing/2016/5/13/chartex" xmlns:cx8="http://schemas.microsoft.com/office/drawing/2016/5/14/chartex" xmlns:mc="http://schemas.openxmlformats.org/markup-compatibility/2006" xmlns:aink="http://schemas.microsoft.com/office/drawing/2016/ink" xmlns:am3d="http://schemas.microsoft.com/office/drawing/2017/model3d" xmlns:o="urn:schemas-microsoft-com:office:office" xmlns:oel="http://schemas.microsoft.com/office/2019/extlst" xmlns:r="http://schemas.openxmlformats.org/officeDocument/2006/relationships" xmlns:m="http://schemas.openxmlformats.org/officeDocument/2006/math" xmlns:v="urn:schemas-microsoft-com:vml" xmlns:wp14="http://schemas.microsoft.com/office/word/2010/wordprocessingDrawing" xmlns:wp="http://schemas.openxmlformats.org/drawingml/2006/wordprocessingDrawing" xmlns:w10="urn:schemas-microsoft-com:office:word" xmlns:w="http://schemas.openxmlformats.org/wordprocessingml/2006/main" xmlns:w14="http://schemas.microsoft.com/office/word/2010/wordml" xmlns:w15="http://schemas.microsoft.com/office/word/2012/wordml" xmlns:w16cex="http://schemas.microsoft.com/office/word/2018/wordml/cex" xmlns:w16cid="http://schemas.microsoft.com/office/word/2016/wordml/cid" xmlns:w16="http://schemas.microsoft.com/office/word/2018/wordml" xmlns:w16du="http://schemas.microsoft.com/office/word/2023/wordml/word16du" xmlns:w16sdtdh="http://schemas.microsoft.com/office/word/2020/wordml/sdtdatahash" xmlns:w16sdtfl="http://schemas.microsoft.com/office/word/2024/wordml/sdtformatlock" xmlns:w16se="http://schemas.microsoft.com/office/word/2015/wordml/symex" xmlns:wpg="http://schemas.microsoft.com/office/word/2010/wordprocessingGroup" xmlns:wpi="http://schemas.microsoft.com/office/word/2010/wordprocessingInk" xmlns:wne="http://schemas.microsoft.com/office/word/2006/wordml" xmlns:wps="http://schemas.microsoft.com/office/word/2010/wordprocessingShape" mc:Ignorable="w14 w15 w16se w16cid w16 w16cex w16sdtdh w16sdtfl w16du wp14">
+  <w:abstractNum w:abstractNumId="0" w15:restartNumberingAfterBreak="0">
+    <w:nsid w:val="1EFA10F5"/>
+    <w:multiLevelType w:val="multilevel"/>
+    <w:tmpl w:val="910605F0"/>
+    <w:lvl w:ilvl="0">
+      <w:start w:val="1"/>
+      <w:numFmt w:val="bullet"/>
+      <w:lvlText w:val=""/>
+      <w:lvlJc w:val="left"/>
+      <w:pPr>
+        <w:tabs>
+          <w:tab w:val="num" w:pos="720"/>
+        </w:tabs>
+        <w:ind w:left="720" w:hanging="360"/>
+      </w:pPr>
+      <w:rPr>
+        <w:rFonts w:ascii="Symbol" w:hAnsi="Symbol" w:hint="default"/>
+        <w:sz w:val="20"/>
+      </w:rPr>
+    </w:lvl>
+    <w:lvl w:ilvl="1">
+      <w:start w:val="1"/>
+      <w:numFmt w:val="bullet"/>
+      <w:lvlText w:val="o"/>
+      <w:lvlJc w:val="left"/>
+      <w:pPr>
+        <w:tabs>
+          <w:tab w:val="num" w:pos="1440"/>
+        </w:tabs>
+        <w:ind w:left="1440" w:hanging="360"/>
+      </w:pPr>
+      <w:rPr>
+        <w:rFonts w:ascii="Courier New" w:hAnsi="Courier New" w:hint="default"/>
+        <w:sz w:val="20"/>
+      </w:rPr>
+    </w:lvl>
+    <w:lvl w:ilvl="2" w:tentative="1">
+      <w:start w:val="1"/>
+      <w:numFmt w:val="bullet"/>
+      <w:lvlText w:val=""/>
+      <w:lvlJc w:val="left"/>
+      <w:pPr>
+        <w:tabs>
+          <w:tab w:val="num" w:pos="2160"/>
+        </w:tabs>
+        <w:ind w:left="2160" w:hanging="360"/>
+      </w:pPr>
+      <w:rPr>
+        <w:rFonts w:ascii="Wingdings" w:hAnsi="Wingdings" w:hint="default"/>
+        <w:sz w:val="20"/>
+      </w:rPr>
+    </w:lvl>
+    <w:lvl w:ilvl="3" w:tentative="1">
+      <w:start w:val="1"/>
+      <w:numFmt w:val="bullet"/>
+      <w:lvlText w:val=""/>
+      <w:lvlJc w:val="left"/>
+      <w:pPr>
+        <w:tabs>
+          <w:tab w:val="num" w:pos="2880"/>
+        </w:tabs>
+        <w:ind w:left="2880" w:hanging="360"/>
+      </w:pPr>
+      <w:rPr>
+        <w:rFonts w:ascii="Wingdings" w:hAnsi="Wingdings" w:hint="default"/>
+        <w:sz w:val="20"/>
+      </w:rPr>
+    </w:lvl>
+    <w:lvl w:ilvl="4" w:tentative="1">
+      <w:start w:val="1"/>
+      <w:numFmt w:val="bullet"/>
+      <w:lvlText w:val=""/>
+      <w:lvlJc w:val="left"/>
+      <w:pPr>
+        <w:tabs>
+          <w:tab w:val="num" w:pos="3600"/>
+        </w:tabs>
+        <w:ind w:left="3600" w:hanging="360"/>
+      </w:pPr>
+      <w:rPr>
+        <w:rFonts w:ascii="Wingdings" w:hAnsi="Wingdings" w:hint="default"/>
+        <w:sz w:val="20"/>
+      </w:rPr>
+    </w:lvl>
+    <w:lvl w:ilvl="5" w:tentative="1">
+      <w:start w:val="1"/>
+      <w:numFmt w:val="bullet"/>
+      <w:lvlText w:val=""/>
+      <w:lvlJc w:val="left"/>
+      <w:pPr>
+        <w:tabs>
+          <w:tab w:val="num" w:pos="4320"/>
+        </w:tabs>
+        <w:ind w:left="4320" w:hanging="360"/>
+      </w:pPr>
+      <w:rPr>
+        <w:rFonts w:ascii="Wingdings" w:hAnsi="Wingdings" w:hint="default"/>
+        <w:sz w:val="20"/>
+      </w:rPr>
+    </w:lvl>
+    <w:lvl w:ilvl="6" w:tentative="1">
+      <w:start w:val="1"/>
+      <w:numFmt w:val="bullet"/>
+      <w:lvlText w:val=""/>
+      <w:lvlJc w:val="left"/>
+      <w:pPr>
+        <w:tabs>
+          <w:tab w:val="num" w:pos="5040"/>
+        </w:tabs>
+        <w:ind w:left="5040" w:hanging="360"/>
+      </w:pPr>
+      <w:rPr>
+        <w:rFonts w:ascii="Wingdings" w:hAnsi="Wingdings" w:hint="default"/>
+        <w:sz w:val="20"/>
+      </w:rPr>
+    </w:lvl>
+    <w:lvl w:ilvl="7" w:tentative="1">
+      <w:start w:val="1"/>
+      <w:numFmt w:val="bullet"/>
+      <w:lvlText w:val=""/>
+      <w:lvlJc w:val="left"/>
+      <w:pPr>
+        <w:tabs>
+          <w:tab w:val="num" w:pos="5760"/>
+        </w:tabs>
+        <w:ind w:left="5760" w:hanging="360"/>
+      </w:pPr>
+      <w:rPr>
+        <w:rFonts w:ascii="Wingdings" w:hAnsi="Wingdings" w:hint="default"/>
+        <w:sz w:val="20"/>
+      </w:rPr>
+    </w:lvl>
+    <w:lvl w:ilvl="8" w:tentative="1">
+      <w:start w:val="1"/>
+      <w:numFmt w:val="bullet"/>
+      <w:lvlText w:val=""/>
+      <w:lvlJc w:val="left"/>
+      <w:pPr>
+        <w:tabs>
+          <w:tab w:val="num" w:pos="6480"/>
+        </w:tabs>
+        <w:ind w:left="6480" w:hanging="360"/>
+      </w:pPr>
+      <w:rPr>
+        <w:rFonts w:ascii="Wingdings" w:hAnsi="Wingdings" w:hint="default"/>
+        <w:sz w:val="20"/>
+      </w:rPr>
+    </w:lvl>
+  </w:abstractNum>
+  <w:abstractNum w:abstractNumId="1" w15:restartNumberingAfterBreak="0">
+    <w:nsid w:val="20D8258E"/>
+    <w:multiLevelType w:val="multilevel"/>
+    <w:tmpl w:val="E9CE0C60"/>
+    <w:lvl w:ilvl="0">
+      <w:start w:val="1"/>
+      <w:numFmt w:val="bullet"/>
+      <w:lvlText w:val=""/>
+      <w:lvlJc w:val="left"/>
+      <w:pPr>
+        <w:tabs>
+          <w:tab w:val="num" w:pos="720"/>
+        </w:tabs>
+        <w:ind w:left="720" w:hanging="360"/>
+      </w:pPr>
+      <w:rPr>
+        <w:rFonts w:ascii="Symbol" w:hAnsi="Symbol" w:hint="default"/>
+        <w:sz w:val="20"/>
+      </w:rPr>
+    </w:lvl>
+    <w:lvl w:ilvl="1" w:tentative="1">
+      <w:start w:val="1"/>
+      <w:numFmt w:val="bullet"/>
+      <w:lvlText w:val="o"/>
+      <w:lvlJc w:val="left"/>
+      <w:pPr>
+        <w:tabs>
+          <w:tab w:val="num" w:pos="1440"/>
+        </w:tabs>
+        <w:ind w:left="1440" w:hanging="360"/>
+      </w:pPr>
+      <w:rPr>
+        <w:rFonts w:ascii="Courier New" w:hAnsi="Courier New" w:hint="default"/>
+        <w:sz w:val="20"/>
+      </w:rPr>
+    </w:lvl>
+    <w:lvl w:ilvl="2" w:tentative="1">
+      <w:start w:val="1"/>
+      <w:numFmt w:val="bullet"/>
+      <w:lvlText w:val=""/>
+      <w:lvlJc w:val="left"/>
+      <w:pPr>
+        <w:tabs>
+          <w:tab w:val="num" w:pos="2160"/>
+        </w:tabs>
+        <w:ind w:left="2160" w:hanging="360"/>
+      </w:pPr>
+      <w:rPr>
+        <w:rFonts w:ascii="Wingdings" w:hAnsi="Wingdings" w:hint="default"/>
+        <w:sz w:val="20"/>
+      </w:rPr>
+    </w:lvl>
+    <w:lvl w:ilvl="3" w:tentative="1">
+      <w:start w:val="1"/>
+      <w:numFmt w:val="bullet"/>
+      <w:lvlText w:val=""/>
+      <w:lvlJc w:val="left"/>
+      <w:pPr>
+        <w:tabs>
+          <w:tab w:val="num" w:pos="2880"/>
+        </w:tabs>
+        <w:ind w:left="2880" w:hanging="360"/>
+      </w:pPr>
+      <w:rPr>
+        <w:rFonts w:ascii="Wingdings" w:hAnsi="Wingdings" w:hint="default"/>
+        <w:sz w:val="20"/>
+      </w:rPr>
+    </w:lvl>
+    <w:lvl w:ilvl="4" w:tentative="1">
+      <w:start w:val="1"/>
+      <w:numFmt w:val="bullet"/>
+      <w:lvlText w:val=""/>
+      <w:lvlJc w:val="left"/>
+      <w:pPr>
+        <w:tabs>
+          <w:tab w:val="num" w:pos="3600"/>
+        </w:tabs>
+        <w:ind w:left="3600" w:hanging="360"/>
+      </w:pPr>
+      <w:rPr>
+        <w:rFonts w:ascii="Wingdings" w:hAnsi="Wingdings" w:hint="default"/>
+        <w:sz w:val="20"/>
+      </w:rPr>
+    </w:lvl>
+    <w:lvl w:ilvl="5" w:tentative="1">
+      <w:start w:val="1"/>
+      <w:numFmt w:val="bullet"/>
+      <w:lvlText w:val=""/>
+      <w:lvlJc w:val="left"/>
+      <w:pPr>
+        <w:tabs>
+          <w:tab w:val="num" w:pos="4320"/>
+        </w:tabs>
+        <w:ind w:left="4320" w:hanging="360"/>
+      </w:pPr>
+      <w:rPr>
+        <w:rFonts w:ascii="Wingdings" w:hAnsi="Wingdings" w:hint="default"/>
+        <w:sz w:val="20"/>
+      </w:rPr>
+    </w:lvl>
+    <w:lvl w:ilvl="6" w:tentative="1">
+      <w:start w:val="1"/>
+      <w:numFmt w:val="bullet"/>
+      <w:lvlText w:val=""/>
+      <w:lvlJc w:val="left"/>
+      <w:pPr>
+        <w:tabs>
+          <w:tab w:val="num" w:pos="5040"/>
+        </w:tabs>
+        <w:ind w:left="5040" w:hanging="360"/>
+      </w:pPr>
+      <w:rPr>
+        <w:rFonts w:ascii="Wingdings" w:hAnsi="Wingdings" w:hint="default"/>
+        <w:sz w:val="20"/>
+      </w:rPr>
+    </w:lvl>
+    <w:lvl w:ilvl="7" w:tentative="1">
+      <w:start w:val="1"/>
+      <w:numFmt w:val="bullet"/>
+      <w:lvlText w:val=""/>
+      <w:lvlJc w:val="left"/>
+      <w:pPr>
+        <w:tabs>
+          <w:tab w:val="num" w:pos="5760"/>
+        </w:tabs>
+        <w:ind w:left="5760" w:hanging="360"/>
+      </w:pPr>
+      <w:rPr>
+        <w:rFonts w:ascii="Wingdings" w:hAnsi="Wingdings" w:hint="default"/>
+        <w:sz w:val="20"/>
+      </w:rPr>
+    </w:lvl>
+    <w:lvl w:ilvl="8" w:tentative="1">
+      <w:start w:val="1"/>
+      <w:numFmt w:val="bullet"/>
+      <w:lvlText w:val=""/>
+      <w:lvlJc w:val="left"/>
+      <w:pPr>
+        <w:tabs>
+          <w:tab w:val="num" w:pos="6480"/>
+        </w:tabs>
+        <w:ind w:left="6480" w:hanging="360"/>
+      </w:pPr>
+      <w:rPr>
+        <w:rFonts w:ascii="Wingdings" w:hAnsi="Wingdings" w:hint="default"/>
+        <w:sz w:val="20"/>
+      </w:rPr>
+    </w:lvl>
+  </w:abstractNum>
+  <w:abstractNum w:abstractNumId="2" w15:restartNumberingAfterBreak="0">
+    <w:nsid w:val="2BD5339D"/>
+    <w:multiLevelType w:val="multilevel"/>
+    <w:tmpl w:val="8F0424C2"/>
+    <w:lvl w:ilvl="0">
+      <w:start w:val="1"/>
+      <w:numFmt w:val="bullet"/>
+      <w:lvlText w:val=""/>
+      <w:lvlJc w:val="left"/>
+      <w:pPr>
+        <w:tabs>
+          <w:tab w:val="num" w:pos="720"/>
+        </w:tabs>
+        <w:ind w:left="720" w:hanging="360"/>
+      </w:pPr>
+      <w:rPr>
+        <w:rFonts w:ascii="Symbol" w:hAnsi="Symbol" w:hint="default"/>
+        <w:sz w:val="20"/>
+      </w:rPr>
+    </w:lvl>
+    <w:lvl w:ilvl="1">
+      <w:start w:val="1"/>
+      <w:numFmt w:val="bullet"/>
+      <w:lvlText w:val="o"/>
+      <w:lvlJc w:val="left"/>
+      <w:pPr>
+        <w:tabs>
+          <w:tab w:val="num" w:pos="1440"/>
+        </w:tabs>
+        <w:ind w:left="1440" w:hanging="360"/>
+      </w:pPr>
+      <w:rPr>
+        <w:rFonts w:ascii="Courier New" w:hAnsi="Courier New" w:hint="default"/>
+        <w:sz w:val="20"/>
+      </w:rPr>
+    </w:lvl>
+    <w:lvl w:ilvl="2" w:tentative="1">
+      <w:start w:val="1"/>
+      <w:numFmt w:val="bullet"/>
+      <w:lvlText w:val=""/>
+      <w:lvlJc w:val="left"/>
+      <w:pPr>
+        <w:tabs>
+          <w:tab w:val="num" w:pos="2160"/>
+        </w:tabs>
+        <w:ind w:left="2160" w:hanging="360"/>
+      </w:pPr>
+      <w:rPr>
+        <w:rFonts w:ascii="Wingdings" w:hAnsi="Wingdings" w:hint="default"/>
+        <w:sz w:val="20"/>
+      </w:rPr>
+    </w:lvl>
+    <w:lvl w:ilvl="3" w:tentative="1">
+      <w:start w:val="1"/>
+      <w:numFmt w:val="bullet"/>
+      <w:lvlText w:val=""/>
+      <w:lvlJc w:val="left"/>
+      <w:pPr>
+        <w:tabs>
+          <w:tab w:val="num" w:pos="2880"/>
+        </w:tabs>
+        <w:ind w:left="2880" w:hanging="360"/>
+      </w:pPr>
+      <w:rPr>
+        <w:rFonts w:ascii="Wingdings" w:hAnsi="Wingdings" w:hint="default"/>
+        <w:sz w:val="20"/>
+      </w:rPr>
+    </w:lvl>
+    <w:lvl w:ilvl="4" w:tentative="1">
+      <w:start w:val="1"/>
+      <w:numFmt w:val="bullet"/>
+      <w:lvlText w:val=""/>
+      <w:lvlJc w:val="left"/>
+      <w:pPr>
+        <w:tabs>
+          <w:tab w:val="num" w:pos="3600"/>
+        </w:tabs>
+        <w:ind w:left="3600" w:hanging="360"/>
+      </w:pPr>
+      <w:rPr>
+        <w:rFonts w:ascii="Wingdings" w:hAnsi="Wingdings" w:hint="default"/>
+        <w:sz w:val="20"/>
+      </w:rPr>
+    </w:lvl>
+    <w:lvl w:ilvl="5" w:tentative="1">
+      <w:start w:val="1"/>
+      <w:numFmt w:val="bullet"/>
+      <w:lvlText w:val=""/>
+      <w:lvlJc w:val="left"/>
+      <w:pPr>
+        <w:tabs>
+          <w:tab w:val="num" w:pos="4320"/>
+        </w:tabs>
+        <w:ind w:left="4320" w:hanging="360"/>
+      </w:pPr>
+      <w:rPr>
+        <w:rFonts w:ascii="Wingdings" w:hAnsi="Wingdings" w:hint="default"/>
+        <w:sz w:val="20"/>
+      </w:rPr>
+    </w:lvl>
+    <w:lvl w:ilvl="6" w:tentative="1">
+      <w:start w:val="1"/>
+      <w:numFmt w:val="bullet"/>
+      <w:lvlText w:val=""/>
+      <w:lvlJc w:val="left"/>
+      <w:pPr>
+        <w:tabs>
+          <w:tab w:val="num" w:pos="5040"/>
+        </w:tabs>
+        <w:ind w:left="5040" w:hanging="360"/>
+      </w:pPr>
+      <w:rPr>
+        <w:rFonts w:ascii="Wingdings" w:hAnsi="Wingdings" w:hint="default"/>
+        <w:sz w:val="20"/>
+      </w:rPr>
+    </w:lvl>
+    <w:lvl w:ilvl="7" w:tentative="1">
+      <w:start w:val="1"/>
+      <w:numFmt w:val="bullet"/>
+      <w:lvlText w:val=""/>
+      <w:lvlJc w:val="left"/>
+      <w:pPr>
+        <w:tabs>
+          <w:tab w:val="num" w:pos="5760"/>
+        </w:tabs>
+        <w:ind w:left="5760" w:hanging="360"/>
+      </w:pPr>
+      <w:rPr>
+        <w:rFonts w:ascii="Wingdings" w:hAnsi="Wingdings" w:hint="default"/>
+        <w:sz w:val="20"/>
+      </w:rPr>
+    </w:lvl>
+    <w:lvl w:ilvl="8" w:tentative="1">
+      <w:start w:val="1"/>
+      <w:numFmt w:val="bullet"/>
+      <w:lvlText w:val=""/>
+      <w:lvlJc w:val="left"/>
+      <w:pPr>
+        <w:tabs>
+          <w:tab w:val="num" w:pos="6480"/>
+        </w:tabs>
+        <w:ind w:left="6480" w:hanging="360"/>
+      </w:pPr>
+      <w:rPr>
+        <w:rFonts w:ascii="Wingdings" w:hAnsi="Wingdings" w:hint="default"/>
+        <w:sz w:val="20"/>
+      </w:rPr>
+    </w:lvl>
+  </w:abstractNum>
+  <w:abstractNum w:abstractNumId="3" w15:restartNumberingAfterBreak="0">
+    <w:nsid w:val="34A55E98"/>
+    <w:multiLevelType w:val="multilevel"/>
+    <w:tmpl w:val="66E004A4"/>
+    <w:lvl w:ilvl="0">
+      <w:start w:val="1"/>
+      <w:numFmt w:val="bullet"/>
+      <w:lvlText w:val=""/>
+      <w:lvlJc w:val="left"/>
+      <w:pPr>
+        <w:tabs>
+          <w:tab w:val="num" w:pos="720"/>
+        </w:tabs>
+        <w:ind w:left="720" w:hanging="360"/>
+      </w:pPr>
+      <w:rPr>
+        <w:rFonts w:ascii="Symbol" w:hAnsi="Symbol" w:hint="default"/>
+        <w:sz w:val="20"/>
+      </w:rPr>
+    </w:lvl>
+    <w:lvl w:ilvl="1">
+      <w:start w:val="1"/>
+      <w:numFmt w:val="bullet"/>
+      <w:lvlText w:val="o"/>
+      <w:lvlJc w:val="left"/>
+      <w:pPr>
+        <w:tabs>
+          <w:tab w:val="num" w:pos="1440"/>
+        </w:tabs>
+        <w:ind w:left="1440" w:hanging="360"/>
+      </w:pPr>
+      <w:rPr>
+        <w:rFonts w:ascii="Courier New" w:hAnsi="Courier New" w:hint="default"/>
+        <w:sz w:val="20"/>
+      </w:rPr>
+    </w:lvl>
+    <w:lvl w:ilvl="2" w:tentative="1">
+      <w:start w:val="1"/>
+      <w:numFmt w:val="bullet"/>
+      <w:lvlText w:val=""/>
+      <w:lvlJc w:val="left"/>
+      <w:pPr>
+        <w:tabs>
+          <w:tab w:val="num" w:pos="2160"/>
+        </w:tabs>
+        <w:ind w:left="2160" w:hanging="360"/>
+      </w:pPr>
+      <w:rPr>
+        <w:rFonts w:ascii="Wingdings" w:hAnsi="Wingdings" w:hint="default"/>
+        <w:sz w:val="20"/>
+      </w:rPr>
+    </w:lvl>
+    <w:lvl w:ilvl="3" w:tentative="1">
+      <w:start w:val="1"/>
+      <w:numFmt w:val="bullet"/>
+      <w:lvlText w:val=""/>
+      <w:lvlJc w:val="left"/>
+      <w:pPr>
+        <w:tabs>
+          <w:tab w:val="num" w:pos="2880"/>
+        </w:tabs>
+        <w:ind w:left="2880" w:hanging="360"/>
+      </w:pPr>
+      <w:rPr>
+        <w:rFonts w:ascii="Wingdings" w:hAnsi="Wingdings" w:hint="default"/>
+        <w:sz w:val="20"/>
+      </w:rPr>
+    </w:lvl>
+    <w:lvl w:ilvl="4" w:tentative="1">
+      <w:start w:val="1"/>
+      <w:numFmt w:val="bullet"/>
+      <w:lvlText w:val=""/>
+      <w:lvlJc w:val="left"/>
+      <w:pPr>
+        <w:tabs>
+          <w:tab w:val="num" w:pos="3600"/>
+        </w:tabs>
+        <w:ind w:left="3600" w:hanging="360"/>
+      </w:pPr>
+      <w:rPr>
+        <w:rFonts w:ascii="Wingdings" w:hAnsi="Wingdings" w:hint="default"/>
+        <w:sz w:val="20"/>
+      </w:rPr>
+    </w:lvl>
+    <w:lvl w:ilvl="5" w:tentative="1">
+      <w:start w:val="1"/>
+      <w:numFmt w:val="bullet"/>
+      <w:lvlText w:val=""/>
+      <w:lvlJc w:val="left"/>
+      <w:pPr>
+        <w:tabs>
+          <w:tab w:val="num" w:pos="4320"/>
+        </w:tabs>
+        <w:ind w:left="4320" w:hanging="360"/>
+      </w:pPr>
+      <w:rPr>
+        <w:rFonts w:ascii="Wingdings" w:hAnsi="Wingdings" w:hint="default"/>
+        <w:sz w:val="20"/>
+      </w:rPr>
+    </w:lvl>
+    <w:lvl w:ilvl="6" w:tentative="1">
+      <w:start w:val="1"/>
+      <w:numFmt w:val="bullet"/>
+      <w:lvlText w:val=""/>
+      <w:lvlJc w:val="left"/>
+      <w:pPr>
+        <w:tabs>
+          <w:tab w:val="num" w:pos="5040"/>
+        </w:tabs>
+        <w:ind w:left="5040" w:hanging="360"/>
+      </w:pPr>
+      <w:rPr>
+        <w:rFonts w:ascii="Wingdings" w:hAnsi="Wingdings" w:hint="default"/>
+        <w:sz w:val="20"/>
+      </w:rPr>
+    </w:lvl>
+    <w:lvl w:ilvl="7" w:tentative="1">
+      <w:start w:val="1"/>
+      <w:numFmt w:val="bullet"/>
+      <w:lvlText w:val=""/>
+      <w:lvlJc w:val="left"/>
+      <w:pPr>
+        <w:tabs>
+          <w:tab w:val="num" w:pos="5760"/>
+        </w:tabs>
+        <w:ind w:left="5760" w:hanging="360"/>
+      </w:pPr>
+      <w:rPr>
+        <w:rFonts w:ascii="Wingdings" w:hAnsi="Wingdings" w:hint="default"/>
+        <w:sz w:val="20"/>
+      </w:rPr>
+    </w:lvl>
+    <w:lvl w:ilvl="8" w:tentative="1">
+      <w:start w:val="1"/>
+      <w:numFmt w:val="bullet"/>
+      <w:lvlText w:val=""/>
+      <w:lvlJc w:val="left"/>
+      <w:pPr>
+        <w:tabs>
+          <w:tab w:val="num" w:pos="6480"/>
+        </w:tabs>
+        <w:ind w:left="6480" w:hanging="360"/>
+      </w:pPr>
+      <w:rPr>
+        <w:rFonts w:ascii="Wingdings" w:hAnsi="Wingdings" w:hint="default"/>
+        <w:sz w:val="20"/>
+      </w:rPr>
+    </w:lvl>
+  </w:abstractNum>
+  <w:abstractNum w:abstractNumId="4" w15:restartNumberingAfterBreak="0">
+    <w:nsid w:val="413A0849"/>
+    <w:multiLevelType w:val="multilevel"/>
+    <w:tmpl w:val="185E0EFA"/>
+    <w:lvl w:ilvl="0">
+      <w:start w:val="1"/>
+      <w:numFmt w:val="bullet"/>
+      <w:lvlText w:val=""/>
+      <w:lvlJc w:val="left"/>
+      <w:pPr>
+        <w:tabs>
+          <w:tab w:val="num" w:pos="720"/>
+        </w:tabs>
+        <w:ind w:left="720" w:hanging="360"/>
+      </w:pPr>
+      <w:rPr>
+        <w:rFonts w:ascii="Symbol" w:hAnsi="Symbol" w:hint="default"/>
+        <w:sz w:val="20"/>
+      </w:rPr>
+    </w:lvl>
+    <w:lvl w:ilvl="1" w:tentative="1">
+      <w:start w:val="1"/>
+      <w:numFmt w:val="bullet"/>
+      <w:lvlText w:val="o"/>
+      <w:lvlJc w:val="left"/>
+      <w:pPr>
+        <w:tabs>
+          <w:tab w:val="num" w:pos="1440"/>
+        </w:tabs>
+        <w:ind w:left="1440" w:hanging="360"/>
+      </w:pPr>
+      <w:rPr>
+        <w:rFonts w:ascii="Courier New" w:hAnsi="Courier New" w:hint="default"/>
+        <w:sz w:val="20"/>
+      </w:rPr>
+    </w:lvl>
+    <w:lvl w:ilvl="2" w:tentative="1">
+      <w:start w:val="1"/>
+      <w:numFmt w:val="bullet"/>
+      <w:lvlText w:val=""/>
+      <w:lvlJc w:val="left"/>
+      <w:pPr>
+        <w:tabs>
+          <w:tab w:val="num" w:pos="2160"/>
+        </w:tabs>
+        <w:ind w:left="2160" w:hanging="360"/>
+      </w:pPr>
+      <w:rPr>
+        <w:rFonts w:ascii="Wingdings" w:hAnsi="Wingdings" w:hint="default"/>
+        <w:sz w:val="20"/>
+      </w:rPr>
+    </w:lvl>
+    <w:lvl w:ilvl="3" w:tentative="1">
+      <w:start w:val="1"/>
+      <w:numFmt w:val="bullet"/>
+      <w:lvlText w:val=""/>
+      <w:lvlJc w:val="left"/>
+      <w:pPr>
+        <w:tabs>
+          <w:tab w:val="num" w:pos="2880"/>
+        </w:tabs>
+        <w:ind w:left="2880" w:hanging="360"/>
+      </w:pPr>
+      <w:rPr>
+        <w:rFonts w:ascii="Wingdings" w:hAnsi="Wingdings" w:hint="default"/>
+        <w:sz w:val="20"/>
+      </w:rPr>
+    </w:lvl>
+    <w:lvl w:ilvl="4" w:tentative="1">
+      <w:start w:val="1"/>
+      <w:numFmt w:val="bullet"/>
+      <w:lvlText w:val=""/>
+      <w:lvlJc w:val="left"/>
+      <w:pPr>
+        <w:tabs>
+          <w:tab w:val="num" w:pos="3600"/>
+        </w:tabs>
+        <w:ind w:left="3600" w:hanging="360"/>
+      </w:pPr>
+      <w:rPr>
+        <w:rFonts w:ascii="Wingdings" w:hAnsi="Wingdings" w:hint="default"/>
+        <w:sz w:val="20"/>
+      </w:rPr>
+    </w:lvl>
+    <w:lvl w:ilvl="5" w:tentative="1">
+      <w:start w:val="1"/>
+      <w:numFmt w:val="bullet"/>
+      <w:lvlText w:val=""/>
+      <w:lvlJc w:val="left"/>
+      <w:pPr>
+        <w:tabs>
+          <w:tab w:val="num" w:pos="4320"/>
+        </w:tabs>
+        <w:ind w:left="4320" w:hanging="360"/>
+      </w:pPr>
+      <w:rPr>
+        <w:rFonts w:ascii="Wingdings" w:hAnsi="Wingdings" w:hint="default"/>
+        <w:sz w:val="20"/>
+      </w:rPr>
+    </w:lvl>
+    <w:lvl w:ilvl="6" w:tentative="1">
+      <w:start w:val="1"/>
+      <w:numFmt w:val="bullet"/>
+      <w:lvlText w:val=""/>
+      <w:lvlJc w:val="left"/>
+      <w:pPr>
+        <w:tabs>
+          <w:tab w:val="num" w:pos="5040"/>
+        </w:tabs>
+        <w:ind w:left="5040" w:hanging="360"/>
+      </w:pPr>
+      <w:rPr>
+        <w:rFonts w:ascii="Wingdings" w:hAnsi="Wingdings" w:hint="default"/>
+        <w:sz w:val="20"/>
+      </w:rPr>
+    </w:lvl>
+    <w:lvl w:ilvl="7" w:tentative="1">
+      <w:start w:val="1"/>
+      <w:numFmt w:val="bullet"/>
+      <w:lvlText w:val=""/>
+      <w:lvlJc w:val="left"/>
+      <w:pPr>
+        <w:tabs>
+          <w:tab w:val="num" w:pos="5760"/>
+        </w:tabs>
+        <w:ind w:left="5760" w:hanging="360"/>
+      </w:pPr>
+      <w:rPr>
+        <w:rFonts w:ascii="Wingdings" w:hAnsi="Wingdings" w:hint="default"/>
+        <w:sz w:val="20"/>
+      </w:rPr>
+    </w:lvl>
+    <w:lvl w:ilvl="8" w:tentative="1">
+      <w:start w:val="1"/>
+      <w:numFmt w:val="bullet"/>
+      <w:lvlText w:val=""/>
+      <w:lvlJc w:val="left"/>
+      <w:pPr>
+        <w:tabs>
+          <w:tab w:val="num" w:pos="6480"/>
+        </w:tabs>
+        <w:ind w:left="6480" w:hanging="360"/>
+      </w:pPr>
+      <w:rPr>
+        <w:rFonts w:ascii="Wingdings" w:hAnsi="Wingdings" w:hint="default"/>
+        <w:sz w:val="20"/>
+      </w:rPr>
+    </w:lvl>
+  </w:abstractNum>
+  <w:abstractNum w:abstractNumId="5" w15:restartNumberingAfterBreak="0">
+    <w:nsid w:val="71BB6D08"/>
+    <w:multiLevelType w:val="multilevel"/>
+    <w:tmpl w:val="51769BF0"/>
+    <w:lvl w:ilvl="0">
+      <w:start w:val="1"/>
+      <w:numFmt w:val="bullet"/>
+      <w:lvlText w:val=""/>
+      <w:lvlJc w:val="left"/>
+      <w:pPr>
+        <w:tabs>
+          <w:tab w:val="num" w:pos="720"/>
+        </w:tabs>
+        <w:ind w:left="720" w:hanging="360"/>
+      </w:pPr>
+      <w:rPr>
+        <w:rFonts w:ascii="Symbol" w:hAnsi="Symbol" w:hint="default"/>
+        <w:sz w:val="20"/>
+      </w:rPr>
+    </w:lvl>
+    <w:lvl w:ilvl="1" w:tentative="1">
+      <w:start w:val="1"/>
+      <w:numFmt w:val="bullet"/>
+      <w:lvlText w:val="o"/>
+      <w:lvlJc w:val="left"/>
+      <w:pPr>
+        <w:tabs>
+          <w:tab w:val="num" w:pos="1440"/>
+        </w:tabs>
+        <w:ind w:left="1440" w:hanging="360"/>
+      </w:pPr>
+      <w:rPr>
+        <w:rFonts w:ascii="Courier New" w:hAnsi="Courier New" w:hint="default"/>
+        <w:sz w:val="20"/>
+      </w:rPr>
+    </w:lvl>
+    <w:lvl w:ilvl="2" w:tentative="1">
+      <w:start w:val="1"/>
+      <w:numFmt w:val="bullet"/>
+      <w:lvlText w:val=""/>
+      <w:lvlJc w:val="left"/>
+      <w:pPr>
+        <w:tabs>
+          <w:tab w:val="num" w:pos="2160"/>
+        </w:tabs>
+        <w:ind w:left="2160" w:hanging="360"/>
+      </w:pPr>
+      <w:rPr>
+        <w:rFonts w:ascii="Wingdings" w:hAnsi="Wingdings" w:hint="default"/>
+        <w:sz w:val="20"/>
+      </w:rPr>
+    </w:lvl>
+    <w:lvl w:ilvl="3" w:tentative="1">
+      <w:start w:val="1"/>
+      <w:numFmt w:val="bullet"/>
+      <w:lvlText w:val=""/>
+      <w:lvlJc w:val="left"/>
+      <w:pPr>
+        <w:tabs>
+          <w:tab w:val="num" w:pos="2880"/>
+        </w:tabs>
+        <w:ind w:left="2880" w:hanging="360"/>
+      </w:pPr>
+      <w:rPr>
+        <w:rFonts w:ascii="Wingdings" w:hAnsi="Wingdings" w:hint="default"/>
+        <w:sz w:val="20"/>
+      </w:rPr>
+    </w:lvl>
+    <w:lvl w:ilvl="4" w:tentative="1">
+      <w:start w:val="1"/>
+      <w:numFmt w:val="bullet"/>
+      <w:lvlText w:val=""/>
+      <w:lvlJc w:val="left"/>
+      <w:pPr>
+        <w:tabs>
+          <w:tab w:val="num" w:pos="3600"/>
+        </w:tabs>
+        <w:ind w:left="3600" w:hanging="360"/>
+      </w:pPr>
+      <w:rPr>
+        <w:rFonts w:ascii="Wingdings" w:hAnsi="Wingdings" w:hint="default"/>
+        <w:sz w:val="20"/>
+      </w:rPr>
+    </w:lvl>
+    <w:lvl w:ilvl="5" w:tentative="1">
+      <w:start w:val="1"/>
+      <w:numFmt w:val="bullet"/>
+      <w:lvlText w:val=""/>
+      <w:lvlJc w:val="left"/>
+      <w:pPr>
+        <w:tabs>
+          <w:tab w:val="num" w:pos="4320"/>
+        </w:tabs>
+        <w:ind w:left="4320" w:hanging="360"/>
+      </w:pPr>
+      <w:rPr>
+        <w:rFonts w:ascii="Wingdings" w:hAnsi="Wingdings" w:hint="default"/>
+        <w:sz w:val="20"/>
+      </w:rPr>
+    </w:lvl>
+    <w:lvl w:ilvl="6" w:tentative="1">
+      <w:start w:val="1"/>
+      <w:numFmt w:val="bullet"/>
+      <w:lvlText w:val=""/>
+      <w:lvlJc w:val="left"/>
+      <w:pPr>
+        <w:tabs>
+          <w:tab w:val="num" w:pos="5040"/>
+        </w:tabs>
+        <w:ind w:left="5040" w:hanging="360"/>
+      </w:pPr>
+      <w:rPr>
+        <w:rFonts w:ascii="Wingdings" w:hAnsi="Wingdings" w:hint="default"/>
+        <w:sz w:val="20"/>
+      </w:rPr>
+    </w:lvl>
+    <w:lvl w:ilvl="7" w:tentative="1">
+      <w:start w:val="1"/>
+      <w:numFmt w:val="bullet"/>
+      <w:lvlText w:val=""/>
+      <w:lvlJc w:val="left"/>
+      <w:pPr>
+        <w:tabs>
+          <w:tab w:val="num" w:pos="5760"/>
+        </w:tabs>
+        <w:ind w:left="5760" w:hanging="360"/>
+      </w:pPr>
+      <w:rPr>
+        <w:rFonts w:ascii="Wingdings" w:hAnsi="Wingdings" w:hint="default"/>
+        <w:sz w:val="20"/>
+      </w:rPr>
+    </w:lvl>
+    <w:lvl w:ilvl="8" w:tentative="1">
+      <w:start w:val="1"/>
+      <w:numFmt w:val="bullet"/>
+      <w:lvlText w:val=""/>
+      <w:lvlJc w:val="left"/>
+      <w:pPr>
+        <w:tabs>
+          <w:tab w:val="num" w:pos="6480"/>
+        </w:tabs>
+        <w:ind w:left="6480" w:hanging="360"/>
+      </w:pPr>
+      <w:rPr>
+        <w:rFonts w:ascii="Wingdings" w:hAnsi="Wingdings" w:hint="default"/>
+        <w:sz w:val="20"/>
+      </w:rPr>
+    </w:lvl>
+  </w:abstractNum>
+  <w:num w:numId="1" w16cid:durableId="435756635">
+    <w:abstractNumId w:val="0"/>
+  </w:num>
+  <w:num w:numId="2" w16cid:durableId="2037341503">
+    <w:abstractNumId w:val="4"/>
+  </w:num>
+  <w:num w:numId="3" w16cid:durableId="1454444706">
+    <w:abstractNumId w:val="5"/>
+  </w:num>
+  <w:num w:numId="4" w16cid:durableId="1164123235">
+    <w:abstractNumId w:val="2"/>
+  </w:num>
+  <w:num w:numId="5" w16cid:durableId="567347077">
+    <w:abstractNumId w:val="3"/>
+  </w:num>
+  <w:num w:numId="6" w16cid:durableId="266157453">
+    <w:abstractNumId w:val="1"/>
+  </w:num>
+</w:numbering>
 </file>
 
 <file path=word/styles.xml><?xml version="1.0" encoding="utf-8"?>
@@ -3666,7 +5995,6 @@
   <w:style w:type="character" w:default="1" w:styleId="DefaultParagraphFont">
     <w:name w:val="Default Paragraph Font"/>
     <w:uiPriority w:val="1"/>
-    <w:semiHidden/>
     <w:unhideWhenUsed/>
   </w:style>
   <w:style w:type="table" w:default="1" w:styleId="TableNormal">
